--- a/templates/Akt_6_Template.docx
+++ b/templates/Akt_6_Template.docx
@@ -182,7 +182,7 @@
           <w:sz w:val="24"/>
           <w:szCs w:val="24"/>
         </w:rPr>
-        <w:t xml:space="preserve">{{Консултант_Фирма}}, ЕИК {{Консултант_ЕИК}}, {{Консултант_Адрес}}, притежаващо Удостоверение {{Консултант_Удостоверение}}, с управител инж. {{Консултант_Управител}}</w:t>
+        <w:t>{{Консултант_Фирма}}, ЕИК {{Консултант_ЕИК}}, {{Консултант_Адрес}}, притежаващо Удостоверение {{Консултант_Удостоверение}}, с управител {{Консултант_Управител}}</w:t>
       </w:r>
     </w:p>
     <w:p>
@@ -355,7 +355,7 @@
           <w:sz w:val="24"/>
           <w:szCs w:val="24"/>
         </w:rPr>
-        <w:t xml:space="preserve">4. инж. {{constructor_name}} — проектант по част Конструктивна</w:t>
+        <w:t>4. {{constructor_name}} — проектант по част Конструктивна</w:t>
       </w:r>
     </w:p>
     <w:p>
@@ -957,7 +957,7 @@
           <w:sz w:val="24"/>
           <w:szCs w:val="24"/>
         </w:rPr>
-        <w:t xml:space="preserve">(инж. {{Управител_1и3}})</w:t>
+        <w:t>({{Управител_1и3}})</w:t>
       </w:r>
     </w:p>
     <w:sectPr>

--- a/templates/Akt_6_Template.docx
+++ b/templates/Akt_6_Template.docx
@@ -173,7 +173,9 @@
           <w:sz w:val="24"/>
           <w:szCs w:val="24"/>
         </w:rPr>
-        <w:t xml:space="preserve">Строителен надзор:	</w:t>
+        <w:t>Консултант (строителен надзор):</w:t>
+        <w:tab/>
+        <w:t>{{Консултант_Фирма}}, ЕИК {{Консултант_ЕИК}}, {{Консултант_Адрес}}, притежаващо Удостоверение {{Консултант_Удостоверение}}, с управител {{Консултант_Управител}}</w:t>
       </w:r>
       <w:r>
         <w:rPr>
@@ -182,7 +184,6 @@
           <w:sz w:val="24"/>
           <w:szCs w:val="24"/>
         </w:rPr>
-        <w:t>{{Консултант_Фирма}}, ЕИК {{Консултант_ЕИК}}, {{Консултант_Адрес}}, притежаващо Удостоверение {{Консултант_Удостоверение}}, с управител {{Консултант_Управител}}</w:t>
       </w:r>
     </w:p>
     <w:p>
@@ -937,7 +938,7 @@
           <w:sz w:val="24"/>
           <w:szCs w:val="24"/>
         </w:rPr>
-        <w:t xml:space="preserve">Управител СН:  </w:t>
+        <w:t>Управител СН:  ..............................   ({{Управител_1и3}})</w:t>
       </w:r>
       <w:r>
         <w:rPr>
@@ -946,7 +947,6 @@
           <w:sz w:val="24"/>
           <w:szCs w:val="24"/>
         </w:rPr>
-        <w:t xml:space="preserve">..............................   </w:t>
       </w:r>
       <w:r>
         <w:rPr>
@@ -957,7 +957,6 @@
           <w:sz w:val="24"/>
           <w:szCs w:val="24"/>
         </w:rPr>
-        <w:t>({{Управител_1и3}})</w:t>
       </w:r>
     </w:p>
     <w:sectPr>

--- a/templates/Akt_6_Template.docx
+++ b/templates/Akt_6_Template.docx
@@ -238,6 +238,32 @@
     </w:p>
     <w:p>
       <w:pPr>
+        <w:spacing w:after="40" w:before="40"/>
+      </w:pPr>
+      <w:r>
+        <w:rPr>
+          <w:rFonts w:ascii="Garamond" w:cs="Garamond" w:eastAsia="Garamond" w:hAnsi="Garamond"/>
+          <w:b/>
+          <w:bCs/>
+          <w:color w:val="2D3561"/>
+          <w:sz w:val="24"/>
+          <w:szCs w:val="24"/>
+        </w:rPr>
+        <w:t>Проектант:</w:t>
+        <w:tab/>
+        <w:t>{{Проектанти_Имена}}</w:t>
+      </w:r>
+      <w:r>
+        <w:rPr>
+          <w:rFonts w:ascii="Garamond" w:cs="Garamond" w:eastAsia="Garamond" w:hAnsi="Garamond"/>
+          <w:color w:val="6B7280"/>
+          <w:sz w:val="24"/>
+          <w:szCs w:val="24"/>
+        </w:rPr>
+      </w:r>
+    </w:p>
+    <w:p>
+      <w:pPr>
         <w:pBdr>
           <w:bottom w:val="single" w:color="E5E7EB" w:sz="2" w:space="2"/>
         </w:pBdr>
@@ -299,7 +325,7 @@
           <w:sz w:val="24"/>
           <w:szCs w:val="24"/>
         </w:rPr>
-        <w:t xml:space="preserve">1. {{Строител_ТехРък}} — технически ръководител</w:t>
+        <w:t>1. {{Строител_ТехРък}} — представител на {{Строител_Фирма}}</w:t>
       </w:r>
     </w:p>
     <w:p>
@@ -318,7 +344,7 @@
           <w:sz w:val="24"/>
           <w:szCs w:val="24"/>
         </w:rPr>
-        <w:t xml:space="preserve">2. {{СН_Конструктивна}} — СН по част Конструктивна</w:t>
+        <w:t>(строителя — трите имена или фирмена регистрация и длъжност към юридическото лице)</w:t>
       </w:r>
     </w:p>
     <w:p>
@@ -337,7 +363,7 @@
           <w:sz w:val="24"/>
           <w:szCs w:val="24"/>
         </w:rPr>
-        <w:t xml:space="preserve">3. инж. ________________ — СН по част Геология</w:t>
+        <w:t>2. {{СН_Конструктивна}}</w:t>
       </w:r>
     </w:p>
     <w:p>
@@ -356,20 +382,7 @@
           <w:sz w:val="24"/>
           <w:szCs w:val="24"/>
         </w:rPr>
-        <w:t>4. {{constructor_name}} — проектант по част Конструктивна</w:t>
-      </w:r>
-    </w:p>
-    <w:p>
-      <w:pPr>
-        <w:spacing w:after="0" w:before="0"/>
-      </w:pPr>
-      <w:r>
-        <w:rPr>
-          <w:rFonts w:ascii="Garamond" w:cs="Garamond" w:eastAsia="Garamond" w:hAnsi="Garamond"/>
-          <w:sz w:val="24"/>
-          <w:szCs w:val="24"/>
-        </w:rPr>
-        <w:t xml:space="preserve"/>
+        <w:t xml:space="preserve">   {{СН_Геология}}</w:t>
       </w:r>
     </w:p>
     <w:p>
@@ -388,7 +401,96 @@
           <w:sz w:val="24"/>
           <w:szCs w:val="24"/>
         </w:rPr>
-        <w:t xml:space="preserve">след оглед на земната основа в извършения изкоп, се запознахме с резултатите от лабораторните и полеви изследвания на почвите и съставихме този акт за следното:</w:t>
+        <w:t>(технически правоспособни физически лица по части "Конструктивна" и "Инженерна геология и хидрогеология", към лицето, упражняващо строителен надзор)</w:t>
+      </w:r>
+    </w:p>
+    <w:p>
+      <w:pPr>
+        <w:spacing w:after="60" w:before="60"/>
+        <w:jc w:val="both"/>
+      </w:pPr>
+      <w:r>
+        <w:rPr>
+          <w:rFonts w:ascii="Garamond" w:cs="Garamond" w:eastAsia="Garamond" w:hAnsi="Garamond"/>
+          <w:b w:val="false"/>
+          <w:bCs w:val="false"/>
+          <w:i w:val="false"/>
+          <w:iCs w:val="false"/>
+          <w:color w:val="1F2937"/>
+          <w:sz w:val="24"/>
+          <w:szCs w:val="24"/>
+        </w:rPr>
+        <w:t>3. {{ПЖ_Конструктивна}}</w:t>
+      </w:r>
+    </w:p>
+    <w:p>
+      <w:pPr>
+        <w:spacing w:after="60" w:before="60"/>
+        <w:jc w:val="both"/>
+      </w:pPr>
+      <w:r>
+        <w:rPr>
+          <w:rFonts w:ascii="Garamond" w:cs="Garamond" w:eastAsia="Garamond" w:hAnsi="Garamond"/>
+          <w:b w:val="false"/>
+          <w:bCs w:val="false"/>
+          <w:i w:val="false"/>
+          <w:iCs w:val="false"/>
+          <w:color w:val="1F2937"/>
+          <w:sz w:val="24"/>
+          <w:szCs w:val="24"/>
+        </w:rPr>
+        <w:t xml:space="preserve">   {{ПЖ_Геология}}</w:t>
+      </w:r>
+    </w:p>
+    <w:p>
+      <w:pPr>
+        <w:spacing w:after="60" w:before="60"/>
+        <w:jc w:val="both"/>
+      </w:pPr>
+      <w:r>
+        <w:rPr>
+          <w:rFonts w:ascii="Garamond" w:cs="Garamond" w:eastAsia="Garamond" w:hAnsi="Garamond"/>
+          <w:b w:val="false"/>
+          <w:bCs w:val="false"/>
+          <w:i w:val="false"/>
+          <w:iCs w:val="false"/>
+          <w:color w:val="1F2937"/>
+          <w:sz w:val="24"/>
+          <w:szCs w:val="24"/>
+        </w:rPr>
+        <w:t>(проектанти (конструктор и инженер-геолог и хидрогеолог) — трите имена по документ за самоличност и длъжност)</w:t>
+      </w:r>
+    </w:p>
+    <w:p>
+      <w:pPr>
+        <w:spacing w:after="0" w:before="0"/>
+      </w:pPr>
+      <w:r>
+        <w:rPr>
+          <w:rFonts w:ascii="Garamond" w:cs="Garamond" w:eastAsia="Garamond" w:hAnsi="Garamond"/>
+          <w:sz w:val="24"/>
+          <w:szCs w:val="24"/>
+        </w:rPr>
+        <w:t xml:space="preserve"/>
+      </w:r>
+    </w:p>
+    <w:p>
+      <w:pPr>
+        <w:spacing w:after="60" w:before="60"/>
+        <w:jc w:val="both"/>
+      </w:pPr>
+      <w:r>
+        <w:rPr>
+          <w:rFonts w:ascii="Garamond" w:cs="Garamond" w:eastAsia="Garamond" w:hAnsi="Garamond"/>
+          <w:b w:val="false"/>
+          <w:bCs w:val="false"/>
+          <w:i w:val="false"/>
+          <w:iCs w:val="false"/>
+          <w:color w:val="1F2937"/>
+          <w:sz w:val="24"/>
+          <w:szCs w:val="24"/>
+        </w:rPr>
+        <w:t>след оглед на земната основа в извършения изкоп се запознахме с резултатите от лабораторните и полевите изследвания на почвите, направихме геодезическо заснемане, изготвихме изпълнителски инженерно-геоложки и хидрогеоложки чертеж и съставихме този акт за следното:</w:t>
       </w:r>
     </w:p>
     <w:p>
@@ -420,7 +522,7 @@
           <w:sz w:val="24"/>
           <w:szCs w:val="24"/>
         </w:rPr>
-        <w:t xml:space="preserve">1. Почва в земната основа:</w:t>
+        <w:t>1. Почвата в земната основа е:</w:t>
       </w:r>
     </w:p>
     <w:p>
@@ -497,6 +599,44 @@
           <w:szCs w:val="24"/>
         </w:rPr>
         <w:t xml:space="preserve">в участък от ________________________ до ________________________</w:t>
+      </w:r>
+    </w:p>
+    <w:p>
+      <w:pPr>
+        <w:spacing w:after="60" w:before="60"/>
+        <w:jc w:val="both"/>
+      </w:pPr>
+      <w:r>
+        <w:rPr>
+          <w:rFonts w:ascii="Garamond" w:cs="Garamond" w:eastAsia="Garamond" w:hAnsi="Garamond"/>
+          <w:b w:val="false"/>
+          <w:bCs w:val="false"/>
+          <w:i w:val="false"/>
+          <w:iCs w:val="false"/>
+          <w:color w:val="1F2937"/>
+          <w:sz w:val="24"/>
+          <w:szCs w:val="24"/>
+        </w:rPr>
+        <w:t>в) група ________________________ и категория ________________________</w:t>
+      </w:r>
+    </w:p>
+    <w:p>
+      <w:pPr>
+        <w:spacing w:after="60" w:before="60"/>
+        <w:jc w:val="both"/>
+      </w:pPr>
+      <w:r>
+        <w:rPr>
+          <w:rFonts w:ascii="Garamond" w:cs="Garamond" w:eastAsia="Garamond" w:hAnsi="Garamond"/>
+          <w:b w:val="false"/>
+          <w:bCs w:val="false"/>
+          <w:i w:val="false"/>
+          <w:iCs w:val="false"/>
+          <w:color w:val="1F2937"/>
+          <w:sz w:val="24"/>
+          <w:szCs w:val="24"/>
+        </w:rPr>
+        <w:t>в участък от ________________________ до ________________________</w:t>
       </w:r>
     </w:p>
     <w:p>
@@ -528,7 +668,7 @@
           <w:sz w:val="24"/>
           <w:szCs w:val="24"/>
         </w:rPr>
-        <w:t xml:space="preserve">2. Действителни коти на изпълнените изкопни работи:</w:t>
+        <w:t>2. От направеното геодезическо заснемане установихме следните коти на изпълнените изкопни работи:</w:t>
       </w:r>
     </w:p>
     <w:p>
@@ -547,9 +687,150 @@
           <w:sz w:val="24"/>
           <w:szCs w:val="24"/>
         </w:rPr>
-        <w:t xml:space="preserve">(от геодезическо заснемане)</w:t>
-      </w:r>
-    </w:p>
+        <w:t>Котировка</w:t>
+      </w:r>
+    </w:p>
+    <w:tbl>
+      <w:tblPr>
+        <w:tblW w:type="auto" w:w="0"/>
+        <w:tblLook w:firstColumn="1" w:firstRow="1" w:lastColumn="0" w:lastRow="0" w:noHBand="0" w:noVBand="1" w:val="04A0"/>
+        <w:tblBorders>
+          <w:top w:val="single" w:sz="4" w:color="000000"/>
+          <w:left w:val="single" w:sz="4" w:color="000000"/>
+          <w:bottom w:val="single" w:sz="4" w:color="000000"/>
+          <w:right w:val="single" w:sz="4" w:color="000000"/>
+          <w:insideH w:val="single" w:sz="4" w:color="000000"/>
+          <w:insideV w:val="single" w:sz="4" w:color="000000"/>
+        </w:tblBorders>
+      </w:tblPr>
+      <w:tblGrid>
+        <w:gridCol w:w="3024"/>
+        <w:gridCol w:w="3024"/>
+        <w:gridCol w:w="3024"/>
+      </w:tblGrid>
+      <w:tr>
+        <w:tc>
+          <w:tcPr>
+            <w:tcW w:type="dxa" w:w="3024"/>
+          </w:tcPr>
+          <w:p>
+            <w:r>
+              <w:rPr>
+                <w:sz w:val="20"/>
+              </w:rPr>
+              <w:t>№ на точка</w:t>
+            </w:r>
+          </w:p>
+        </w:tc>
+        <w:tc>
+          <w:tcPr>
+            <w:tcW w:type="dxa" w:w="3024"/>
+          </w:tcPr>
+          <w:p>
+            <w:r>
+              <w:rPr>
+                <w:sz w:val="20"/>
+              </w:rPr>
+              <w:t>Кота на терена</w:t>
+            </w:r>
+          </w:p>
+        </w:tc>
+        <w:tc>
+          <w:tcPr>
+            <w:tcW w:type="dxa" w:w="3024"/>
+          </w:tcPr>
+          <w:p>
+            <w:r>
+              <w:rPr>
+                <w:sz w:val="20"/>
+              </w:rPr>
+              <w:t>Кота на изкопа</w:t>
+            </w:r>
+          </w:p>
+        </w:tc>
+      </w:tr>
+      <w:tr>
+        <w:tc>
+          <w:tcPr>
+            <w:tcW w:type="dxa" w:w="3024"/>
+          </w:tcPr>
+          <w:p>
+            <w:r>
+              <w:rPr>
+                <w:sz w:val="20"/>
+              </w:rPr>
+              <w:t>1</w:t>
+            </w:r>
+          </w:p>
+        </w:tc>
+        <w:tc>
+          <w:tcPr>
+            <w:tcW w:type="dxa" w:w="3024"/>
+          </w:tcPr>
+          <w:p/>
+        </w:tc>
+        <w:tc>
+          <w:tcPr>
+            <w:tcW w:type="dxa" w:w="3024"/>
+          </w:tcPr>
+          <w:p/>
+        </w:tc>
+      </w:tr>
+      <w:tr>
+        <w:tc>
+          <w:tcPr>
+            <w:tcW w:type="dxa" w:w="3024"/>
+          </w:tcPr>
+          <w:p>
+            <w:r>
+              <w:rPr>
+                <w:sz w:val="20"/>
+              </w:rPr>
+              <w:t>2</w:t>
+            </w:r>
+          </w:p>
+        </w:tc>
+        <w:tc>
+          <w:tcPr>
+            <w:tcW w:type="dxa" w:w="3024"/>
+          </w:tcPr>
+          <w:p/>
+        </w:tc>
+        <w:tc>
+          <w:tcPr>
+            <w:tcW w:type="dxa" w:w="3024"/>
+          </w:tcPr>
+          <w:p/>
+        </w:tc>
+      </w:tr>
+      <w:tr>
+        <w:tc>
+          <w:tcPr>
+            <w:tcW w:type="dxa" w:w="3024"/>
+          </w:tcPr>
+          <w:p>
+            <w:r>
+              <w:rPr>
+                <w:sz w:val="20"/>
+              </w:rPr>
+              <w:t>3</w:t>
+            </w:r>
+          </w:p>
+        </w:tc>
+        <w:tc>
+          <w:tcPr>
+            <w:tcW w:type="dxa" w:w="3024"/>
+          </w:tcPr>
+          <w:p/>
+        </w:tc>
+        <w:tc>
+          <w:tcPr>
+            <w:tcW w:type="dxa" w:w="3024"/>
+          </w:tcPr>
+          <w:p/>
+        </w:tc>
+      </w:tr>
+    </w:tbl>
     <w:p>
       <w:pPr>
         <w:spacing w:after="40" w:before="40"/>
@@ -561,7 +842,6 @@
           <w:sz w:val="24"/>
           <w:szCs w:val="24"/>
         </w:rPr>
-        <w:t xml:space="preserve">................................................................................................................................................................</w:t>
       </w:r>
     </w:p>
     <w:p>
@@ -575,7 +855,6 @@
           <w:sz w:val="24"/>
           <w:szCs w:val="24"/>
         </w:rPr>
-        <w:t xml:space="preserve">................................................................................................................................................................</w:t>
       </w:r>
     </w:p>
     <w:p>
@@ -589,7 +868,7 @@
           <w:sz w:val="24"/>
           <w:szCs w:val="24"/>
         </w:rPr>
-        <w:t xml:space="preserve">................................................................................................................................................................</w:t>
+        <w:t>Скица на постройката с нанесени външните ѝ действителни размери и котировка</w:t>
       </w:r>
     </w:p>
     <w:p>
@@ -621,7 +900,7 @@
           <w:sz w:val="24"/>
           <w:szCs w:val="24"/>
         </w:rPr>
-        <w:t xml:space="preserve">3. Различия от инженерно-геоложките проучвания:</w:t>
+        <w:t>3. От извършения оглед и съставения изпълнителски инженерно-геоложки и хидрогеоложки чертеж на разкритата земна (скална) основа на точки ................................ по оси ................ между профили ................................ са установени следните различия по отношение на инженерно-геоложките проучвания (доклад):</w:t>
       </w:r>
     </w:p>
     <w:p>
@@ -635,7 +914,7 @@
           <w:sz w:val="24"/>
           <w:szCs w:val="24"/>
         </w:rPr>
-        <w:t xml:space="preserve">................................................................................................................................................................</w:t>
+        <w:t>1. ________________________________________________</w:t>
       </w:r>
     </w:p>
     <w:p>
@@ -649,7 +928,7 @@
           <w:sz w:val="24"/>
           <w:szCs w:val="24"/>
         </w:rPr>
-        <w:t xml:space="preserve">................................................................................................................................................................</w:t>
+        <w:t>2. ________________________________________________</w:t>
       </w:r>
     </w:p>
     <w:p>
@@ -714,7 +993,7 @@
           <w:sz w:val="24"/>
           <w:szCs w:val="24"/>
         </w:rPr>
-        <w:t xml:space="preserve">................................................................................................................................................................</w:t>
+        <w:t>1. ________________________________________________</w:t>
       </w:r>
     </w:p>
     <w:p>
@@ -728,7 +1007,21 @@
           <w:sz w:val="24"/>
           <w:szCs w:val="24"/>
         </w:rPr>
-        <w:t xml:space="preserve">................................................................................................................................................................</w:t>
+        <w:t>2. ________________________________________________</w:t>
+      </w:r>
+    </w:p>
+    <w:p>
+      <w:pPr>
+        <w:spacing w:after="40" w:before="40"/>
+      </w:pPr>
+      <w:r>
+        <w:rPr>
+          <w:rFonts w:ascii="Garamond" w:cs="Garamond" w:eastAsia="Garamond" w:hAnsi="Garamond"/>
+          <w:color w:val="9CA3AF"/>
+          <w:sz w:val="24"/>
+          <w:szCs w:val="24"/>
+        </w:rPr>
+        <w:t>3. ________________________________________________</w:t>
       </w:r>
     </w:p>
     <w:p>
@@ -776,7 +1069,7 @@
           <w:sz w:val="24"/>
           <w:szCs w:val="24"/>
         </w:rPr>
-        <w:t xml:space="preserve">1. Техн. ръководител:  </w:t>
+        <w:t>1. Строител:  ..............................   ({{ТехРък_1и3}})</w:t>
       </w:r>
       <w:r>
         <w:rPr>
@@ -785,7 +1078,6 @@
           <w:sz w:val="24"/>
           <w:szCs w:val="24"/>
         </w:rPr>
-        <w:t xml:space="preserve">..............................   </w:t>
       </w:r>
       <w:r>
         <w:rPr>
@@ -796,7 +1088,6 @@
           <w:sz w:val="24"/>
           <w:szCs w:val="24"/>
         </w:rPr>
-        <w:t xml:space="preserve">({{ТехРък_1и3}})</w:t>
       </w:r>
     </w:p>
     <w:p>
@@ -810,7 +1101,7 @@
           <w:sz w:val="24"/>
           <w:szCs w:val="24"/>
         </w:rPr>
-        <w:t xml:space="preserve">2. СН Конструктивна:  </w:t>
+        <w:t>2. СН Конструктивна:  ..............................   ({{СН_Конструктивна_1и3}})</w:t>
       </w:r>
       <w:r>
         <w:rPr>
@@ -819,7 +1110,6 @@
           <w:sz w:val="24"/>
           <w:szCs w:val="24"/>
         </w:rPr>
-        <w:t xml:space="preserve">..............................   </w:t>
       </w:r>
       <w:r>
         <w:rPr>
@@ -830,7 +1120,6 @@
           <w:sz w:val="24"/>
           <w:szCs w:val="24"/>
         </w:rPr>
-        <w:t xml:space="preserve">({{СН_Конструктивна}})</w:t>
       </w:r>
     </w:p>
     <w:p>
@@ -844,7 +1133,7 @@
           <w:sz w:val="24"/>
           <w:szCs w:val="24"/>
         </w:rPr>
-        <w:t xml:space="preserve">3. СН Геология:  </w:t>
+        <w:t xml:space="preserve">   СН Инженерна геология:  ..............................   ({{СН_Геология_1и3}})</w:t>
       </w:r>
       <w:r>
         <w:rPr>
@@ -853,7 +1142,6 @@
           <w:sz w:val="24"/>
           <w:szCs w:val="24"/>
         </w:rPr>
-        <w:t xml:space="preserve">..............................   </w:t>
       </w:r>
       <w:r>
         <w:rPr>
@@ -864,7 +1152,6 @@
           <w:sz w:val="24"/>
           <w:szCs w:val="24"/>
         </w:rPr>
-        <w:t xml:space="preserve">(________________)</w:t>
       </w:r>
     </w:p>
     <w:p>
@@ -878,7 +1165,7 @@
           <w:sz w:val="24"/>
           <w:szCs w:val="24"/>
         </w:rPr>
-        <w:t xml:space="preserve">4. Проектант Конструктивна:  </w:t>
+        <w:t>3. Проектант (конструктор):  ..............................   ({{ПЖ_Конструктивна_1и3}})</w:t>
       </w:r>
       <w:r>
         <w:rPr>
@@ -887,7 +1174,6 @@
           <w:sz w:val="24"/>
           <w:szCs w:val="24"/>
         </w:rPr>
-        <w:t xml:space="preserve">..............................   </w:t>
       </w:r>
       <w:r>
         <w:rPr>
@@ -898,7 +1184,38 @@
           <w:sz w:val="24"/>
           <w:szCs w:val="24"/>
         </w:rPr>
-        <w:t xml:space="preserve">({{constructor_name}})</w:t>
+      </w:r>
+    </w:p>
+    <w:p>
+      <w:pPr>
+        <w:spacing w:after="60" w:before="100"/>
+      </w:pPr>
+      <w:r>
+        <w:rPr>
+          <w:rFonts w:ascii="Garamond" w:cs="Garamond" w:eastAsia="Garamond" w:hAnsi="Garamond"/>
+          <w:color w:val="2D3561"/>
+          <w:sz w:val="24"/>
+          <w:szCs w:val="24"/>
+        </w:rPr>
+        <w:t xml:space="preserve">   Проектант (инженер-геолог):  ..............................   ({{ПЖ_Геология_1и3}})</w:t>
+      </w:r>
+      <w:r>
+        <w:rPr>
+          <w:rFonts w:ascii="Garamond" w:cs="Garamond" w:eastAsia="Garamond" w:hAnsi="Garamond"/>
+          <w:color w:val="9CA3AF"/>
+          <w:sz w:val="24"/>
+          <w:szCs w:val="24"/>
+        </w:rPr>
+      </w:r>
+      <w:r>
+        <w:rPr>
+          <w:rFonts w:ascii="Garamond" w:cs="Garamond" w:eastAsia="Garamond" w:hAnsi="Garamond"/>
+          <w:i/>
+          <w:iCs/>
+          <w:color w:val="6B7280"/>
+          <w:sz w:val="24"/>
+          <w:szCs w:val="24"/>
+        </w:rPr>
       </w:r>
     </w:p>
     <w:p>
@@ -939,6 +1256,38 @@
           <w:szCs w:val="24"/>
         </w:rPr>
         <w:t>Управител СН:  ..............................   ({{Управител_1и3}})</w:t>
+      </w:r>
+      <w:r>
+        <w:rPr>
+          <w:rFonts w:ascii="Garamond" w:cs="Garamond" w:eastAsia="Garamond" w:hAnsi="Garamond"/>
+          <w:color w:val="9CA3AF"/>
+          <w:sz w:val="24"/>
+          <w:szCs w:val="24"/>
+        </w:rPr>
+      </w:r>
+      <w:r>
+        <w:rPr>
+          <w:rFonts w:ascii="Garamond" w:cs="Garamond" w:eastAsia="Garamond" w:hAnsi="Garamond"/>
+          <w:i/>
+          <w:iCs/>
+          <w:color w:val="6B7280"/>
+          <w:sz w:val="24"/>
+          <w:szCs w:val="24"/>
+        </w:rPr>
+      </w:r>
+    </w:p>
+    <w:p>
+      <w:pPr>
+        <w:spacing w:after="60" w:before="100"/>
+      </w:pPr>
+      <w:r>
+        <w:rPr>
+          <w:rFonts w:ascii="Garamond" w:cs="Garamond" w:eastAsia="Garamond" w:hAnsi="Garamond"/>
+          <w:color w:val="2D3561"/>
+          <w:sz w:val="24"/>
+          <w:szCs w:val="24"/>
+        </w:rPr>
+        <w:t>(име и фамилия, подпис и печат)</w:t>
       </w:r>
       <w:r>
         <w:rPr>

--- a/templates/Akt_6_Template.docx
+++ b/templates/Akt_6_Template.docx
@@ -16,7 +16,7 @@
           <w:sz w:val="18"/>
           <w:szCs w:val="18"/>
         </w:rPr>
-        <w:t xml:space="preserve">Приложение № 6  |  към чл. 7, ал. 3, т. 6</w:t>
+        <w:t>Приложение № 6 към чл. 7, ал. 3, т. 6</w:t>
       </w:r>
     </w:p>
     <w:p>
@@ -85,183 +85,509 @@
         <w:t xml:space="preserve"/>
       </w:r>
     </w:p>
-    <w:p>
-      <w:pPr>
-        <w:spacing w:after="40" w:before="40"/>
-      </w:pPr>
-      <w:r>
-        <w:rPr>
-          <w:rFonts w:ascii="Garamond" w:cs="Garamond" w:eastAsia="Garamond" w:hAnsi="Garamond"/>
-          <w:b/>
-          <w:bCs/>
-          <w:color w:val="2D3561"/>
-          <w:sz w:val="24"/>
-          <w:szCs w:val="24"/>
-        </w:rPr>
-        <w:t xml:space="preserve">Строеж:	</w:t>
-      </w:r>
-      <w:r>
-        <w:rPr>
-          <w:rFonts w:ascii="Garamond" w:cs="Garamond" w:eastAsia="Garamond" w:hAnsi="Garamond"/>
-          <w:color w:val="6B7280"/>
-          <w:sz w:val="24"/>
-          <w:szCs w:val="24"/>
-        </w:rPr>
-        <w:t xml:space="preserve">{{Строеж}}</w:t>
-      </w:r>
-    </w:p>
-    <w:p>
-      <w:pPr>
-        <w:spacing w:after="40" w:before="40"/>
-      </w:pPr>
-      <w:r>
-        <w:rPr>
-          <w:rFonts w:ascii="Garamond" w:cs="Garamond" w:eastAsia="Garamond" w:hAnsi="Garamond"/>
-          <w:b/>
-          <w:bCs/>
-          <w:color w:val="2D3561"/>
-          <w:sz w:val="24"/>
-          <w:szCs w:val="24"/>
-        </w:rPr>
-        <w:t xml:space="preserve">Местонахождение:	</w:t>
-      </w:r>
-      <w:r>
-        <w:rPr>
-          <w:rFonts w:ascii="Garamond" w:cs="Garamond" w:eastAsia="Garamond" w:hAnsi="Garamond"/>
-          <w:color w:val="6B7280"/>
-          <w:sz w:val="24"/>
-          <w:szCs w:val="24"/>
-        </w:rPr>
-        <w:t xml:space="preserve">{{Адрес}}</w:t>
-      </w:r>
-    </w:p>
-    <w:p>
-      <w:pPr>
-        <w:spacing w:after="40" w:before="40"/>
-      </w:pPr>
-      <w:r>
-        <w:rPr>
-          <w:rFonts w:ascii="Garamond" w:cs="Garamond" w:eastAsia="Garamond" w:hAnsi="Garamond"/>
-          <w:b/>
-          <w:bCs/>
-          <w:color w:val="2D3561"/>
-          <w:sz w:val="24"/>
-          <w:szCs w:val="24"/>
-        </w:rPr>
-        <w:t xml:space="preserve">Възложител:	</w:t>
-      </w:r>
-      <w:r>
-        <w:rPr>
-          <w:rFonts w:ascii="Garamond" w:cs="Garamond" w:eastAsia="Garamond" w:hAnsi="Garamond"/>
-          <w:color w:val="6B7280"/>
-          <w:sz w:val="24"/>
-          <w:szCs w:val="24"/>
-        </w:rPr>
-        <w:t xml:space="preserve">{{Възложител_Блок}}</w:t>
-      </w:r>
-    </w:p>
-    <w:p>
-      <w:pPr>
-        <w:spacing w:after="40" w:before="40"/>
-      </w:pPr>
-      <w:r>
-        <w:rPr>
-          <w:rFonts w:ascii="Garamond" w:cs="Garamond" w:eastAsia="Garamond" w:hAnsi="Garamond"/>
-          <w:b/>
-          <w:bCs/>
-          <w:color w:val="2D3561"/>
-          <w:sz w:val="24"/>
-          <w:szCs w:val="24"/>
-        </w:rPr>
-        <w:t>Консултант (строителен надзор):</w:t>
-        <w:tab/>
-        <w:t>{{Консултант_Фирма}}, ЕИК {{Консултант_ЕИК}}, {{Консултант_Адрес}}, притежаващо Удостоверение {{Консултант_Удостоверение}}, с управител {{Консултант_Управител}}</w:t>
-      </w:r>
-      <w:r>
-        <w:rPr>
-          <w:rFonts w:ascii="Garamond" w:cs="Garamond" w:eastAsia="Garamond" w:hAnsi="Garamond"/>
-          <w:color w:val="6B7280"/>
-          <w:sz w:val="24"/>
-          <w:szCs w:val="24"/>
-        </w:rPr>
-      </w:r>
-    </w:p>
-    <w:p>
-      <w:pPr>
-        <w:spacing w:after="40" w:before="40"/>
-      </w:pPr>
-      <w:r>
-        <w:rPr>
-          <w:rFonts w:ascii="Garamond" w:cs="Garamond" w:eastAsia="Garamond" w:hAnsi="Garamond"/>
-          <w:b/>
-          <w:bCs/>
-          <w:color w:val="2D3561"/>
-          <w:sz w:val="24"/>
-          <w:szCs w:val="24"/>
-        </w:rPr>
-        <w:t xml:space="preserve">Строител:	</w:t>
-      </w:r>
-      <w:r>
-        <w:rPr>
-          <w:rFonts w:ascii="Garamond" w:cs="Garamond" w:eastAsia="Garamond" w:hAnsi="Garamond"/>
-          <w:color w:val="6B7280"/>
-          <w:sz w:val="24"/>
-          <w:szCs w:val="24"/>
-        </w:rPr>
-        <w:t xml:space="preserve">{{Строител_Фирма}}, ЕИК {{Строител_ЕИК}}, представлявано от {{Строител_Управител}}</w:t>
-      </w:r>
-    </w:p>
-    <w:p>
-      <w:pPr>
-        <w:spacing w:after="40" w:before="40"/>
-      </w:pPr>
-      <w:r>
-        <w:rPr>
-          <w:rFonts w:ascii="Garamond" w:cs="Garamond" w:eastAsia="Garamond" w:hAnsi="Garamond"/>
-          <w:b/>
-          <w:bCs/>
-          <w:color w:val="2D3561"/>
-          <w:sz w:val="24"/>
-          <w:szCs w:val="24"/>
-        </w:rPr>
-        <w:t xml:space="preserve">Техн. ръководител:	</w:t>
-      </w:r>
-      <w:r>
-        <w:rPr>
-          <w:rFonts w:ascii="Garamond" w:cs="Garamond" w:eastAsia="Garamond" w:hAnsi="Garamond"/>
-          <w:color w:val="6B7280"/>
-          <w:sz w:val="24"/>
-          <w:szCs w:val="24"/>
-        </w:rPr>
-        <w:t xml:space="preserve">{{Строител_ТехРък}}</w:t>
-      </w:r>
-    </w:p>
-    <w:p>
-      <w:pPr>
-        <w:spacing w:after="40" w:before="40"/>
-      </w:pPr>
-      <w:r>
-        <w:rPr>
-          <w:rFonts w:ascii="Garamond" w:cs="Garamond" w:eastAsia="Garamond" w:hAnsi="Garamond"/>
-          <w:b/>
-          <w:bCs/>
-          <w:color w:val="2D3561"/>
-          <w:sz w:val="24"/>
-          <w:szCs w:val="24"/>
-        </w:rPr>
-        <w:t>Проектант:</w:t>
-        <w:tab/>
-        <w:t>{{Проектанти_Имена}}</w:t>
-      </w:r>
-      <w:r>
-        <w:rPr>
-          <w:rFonts w:ascii="Garamond" w:cs="Garamond" w:eastAsia="Garamond" w:hAnsi="Garamond"/>
-          <w:color w:val="6B7280"/>
-          <w:sz w:val="24"/>
-          <w:szCs w:val="24"/>
-        </w:rPr>
-      </w:r>
-    </w:p>
+    <w:tbl>
+      <w:tblPr>
+        <w:tblW w:w="0" w:type="auto"/>
+        <w:jc w:val="center"/>
+        <w:tblLayout w:type="fixed"/>
+        <w:tblLook w:val="04A0" w:firstRow="1" w:lastRow="0" w:firstColumn="1" w:lastColumn="0" w:noHBand="0" w:noVBand="1"/>
+      </w:tblPr>
+      <w:tblGrid>
+        <w:gridCol w:w="2438"/>
+        <w:gridCol w:w="7427"/>
+      </w:tblGrid>
+      <w:tr>
+        <w:trPr>
+          <w:cantSplit/>
+          <w:jc w:val="center"/>
+        </w:trPr>
+        <w:tc>
+          <w:tcPr>
+            <w:tcW w:w="2438" w:type="dxa"/>
+            <w:tcBorders>
+              <w:top w:val="nil"/>
+              <w:left w:val="nil"/>
+              <w:bottom w:val="nil"/>
+              <w:right w:val="nil"/>
+            </w:tcBorders>
+            <w:tcMar>
+              <w:top w:w="35" w:type="dxa"/>
+              <w:left w:w="40" w:type="dxa"/>
+              <w:bottom w:w="35" w:type="dxa"/>
+              <w:right w:w="60" w:type="dxa"/>
+            </w:tcMar>
+          </w:tcPr>
+          <w:p>
+            <w:pPr>
+              <w:pStyle w:val="FieldLabel"/>
+              <w:keepLines/>
+            </w:pPr>
+            <w:proofErr w:type="spellStart"/>
+            <w:r>
+              <w:t>Строеж:</w:t>
+            </w:r>
+            <w:proofErr w:type="spellEnd"/>
+            <w:r/>
+          </w:p>
+        </w:tc>
+        <w:tc>
+          <w:tcPr>
+            <w:tcW w:w="7427" w:type="dxa"/>
+            <w:tcBorders>
+              <w:top w:val="nil"/>
+              <w:left w:val="nil"/>
+              <w:bottom w:val="nil"/>
+              <w:right w:val="nil"/>
+            </w:tcBorders>
+            <w:tcMar>
+              <w:top w:w="35" w:type="dxa"/>
+              <w:left w:w="40" w:type="dxa"/>
+              <w:bottom w:w="35" w:type="dxa"/>
+              <w:right w:w="60" w:type="dxa"/>
+            </w:tcMar>
+          </w:tcPr>
+          <w:p>
+            <w:pPr>
+              <w:pStyle w:val="FieldValue"/>
+              <w:keepLines/>
+              <w:pBdr>
+                <w:bottom w:val="single" w:sz="5" w:space="1" w:color="BCBCBC"/>
+              </w:pBdr>
+            </w:pPr>
+            <w:r>
+              <w:rPr>
+                <w:rFonts w:eastAsia="Georgia" w:cs="Georgia"/>
+                <w:sz w:val="20"/>
+              </w:rPr>
+              <w:t>{{Строеж}}</w:t>
+            </w:r>
+          </w:p>
+        </w:tc>
+      </w:tr>
+      <w:tr>
+        <w:trPr>
+          <w:cantSplit/>
+          <w:jc w:val="center"/>
+        </w:trPr>
+        <w:tc>
+          <w:tcPr>
+            <w:tcW w:w="2438" w:type="dxa"/>
+            <w:tcBorders>
+              <w:top w:val="nil"/>
+              <w:left w:val="nil"/>
+              <w:bottom w:val="nil"/>
+              <w:right w:val="nil"/>
+            </w:tcBorders>
+            <w:tcMar>
+              <w:top w:w="35" w:type="dxa"/>
+              <w:left w:w="40" w:type="dxa"/>
+              <w:bottom w:w="35" w:type="dxa"/>
+              <w:right w:w="60" w:type="dxa"/>
+            </w:tcMar>
+          </w:tcPr>
+          <w:p>
+            <w:pPr>
+              <w:pStyle w:val="FieldLabel"/>
+              <w:keepLines/>
+            </w:pPr>
+            <w:proofErr w:type="spellStart"/>
+            <w:r>
+              <w:t>Местонахождение:</w:t>
+            </w:r>
+            <w:proofErr w:type="spellEnd"/>
+            <w:r/>
+          </w:p>
+        </w:tc>
+        <w:tc>
+          <w:tcPr>
+            <w:tcW w:w="7427" w:type="dxa"/>
+            <w:tcBorders>
+              <w:top w:val="nil"/>
+              <w:left w:val="nil"/>
+              <w:bottom w:val="nil"/>
+              <w:right w:val="nil"/>
+            </w:tcBorders>
+            <w:tcMar>
+              <w:top w:w="35" w:type="dxa"/>
+              <w:left w:w="40" w:type="dxa"/>
+              <w:bottom w:w="35" w:type="dxa"/>
+              <w:right w:w="60" w:type="dxa"/>
+            </w:tcMar>
+          </w:tcPr>
+          <w:p>
+            <w:pPr>
+              <w:pStyle w:val="FieldValue"/>
+              <w:keepLines/>
+              <w:pBdr>
+                <w:bottom w:val="single" w:sz="5" w:space="1" w:color="BCBCBC"/>
+              </w:pBdr>
+            </w:pPr>
+            <w:r>
+              <w:rPr>
+                <w:rFonts w:eastAsia="Georgia" w:cs="Georgia"/>
+                <w:sz w:val="20"/>
+              </w:rPr>
+              <w:t>{{Адрес}}</w:t>
+            </w:r>
+          </w:p>
+        </w:tc>
+      </w:tr>
+      <w:tr>
+        <w:trPr>
+          <w:cantSplit/>
+          <w:jc w:val="center"/>
+        </w:trPr>
+        <w:tc>
+          <w:tcPr>
+            <w:tcW w:w="2438" w:type="dxa"/>
+            <w:tcBorders>
+              <w:top w:val="nil"/>
+              <w:left w:val="nil"/>
+              <w:bottom w:val="nil"/>
+              <w:right w:val="nil"/>
+            </w:tcBorders>
+            <w:tcMar>
+              <w:top w:w="35" w:type="dxa"/>
+              <w:left w:w="40" w:type="dxa"/>
+              <w:bottom w:w="35" w:type="dxa"/>
+              <w:right w:w="60" w:type="dxa"/>
+            </w:tcMar>
+          </w:tcPr>
+          <w:p>
+            <w:pPr>
+              <w:pStyle w:val="FieldLabel"/>
+              <w:keepLines/>
+            </w:pPr>
+            <w:proofErr w:type="spellStart"/>
+            <w:r>
+              <w:t>Възложител:</w:t>
+            </w:r>
+            <w:proofErr w:type="spellEnd"/>
+            <w:r/>
+          </w:p>
+        </w:tc>
+        <w:tc>
+          <w:tcPr>
+            <w:tcW w:w="7427" w:type="dxa"/>
+            <w:tcBorders>
+              <w:top w:val="nil"/>
+              <w:left w:val="nil"/>
+              <w:bottom w:val="nil"/>
+              <w:right w:val="nil"/>
+            </w:tcBorders>
+            <w:tcMar>
+              <w:top w:w="35" w:type="dxa"/>
+              <w:left w:w="40" w:type="dxa"/>
+              <w:bottom w:w="35" w:type="dxa"/>
+              <w:right w:w="60" w:type="dxa"/>
+            </w:tcMar>
+          </w:tcPr>
+          <w:p>
+            <w:pPr>
+              <w:pStyle w:val="FieldValue"/>
+              <w:keepLines/>
+              <w:pBdr>
+                <w:bottom w:val="single" w:sz="5" w:space="1" w:color="BCBCBC"/>
+              </w:pBdr>
+            </w:pPr>
+            <w:r>
+              <w:rPr>
+                <w:rFonts w:eastAsia="Georgia" w:cs="Georgia"/>
+                <w:sz w:val="20"/>
+              </w:rPr>
+              <w:t>{{Възложител_Блок}}</w:t>
+            </w:r>
+          </w:p>
+        </w:tc>
+      </w:tr>
+      <w:tr>
+        <w:trPr>
+          <w:cantSplit/>
+          <w:jc w:val="center"/>
+        </w:trPr>
+        <w:tc>
+          <w:tcPr>
+            <w:tcW w:w="2438" w:type="dxa"/>
+            <w:tcBorders>
+              <w:top w:val="nil"/>
+              <w:left w:val="nil"/>
+              <w:bottom w:val="nil"/>
+              <w:right w:val="nil"/>
+            </w:tcBorders>
+            <w:tcMar>
+              <w:top w:w="35" w:type="dxa"/>
+              <w:left w:w="40" w:type="dxa"/>
+              <w:bottom w:w="35" w:type="dxa"/>
+              <w:right w:w="60" w:type="dxa"/>
+            </w:tcMar>
+          </w:tcPr>
+          <w:p>
+            <w:pPr>
+              <w:pStyle w:val="FieldLabel"/>
+              <w:keepLines/>
+            </w:pPr>
+            <w:proofErr w:type="spellStart"/>
+            <w:r>
+              <w:t>Консултант (строителен надзор):</w:t>
+            </w:r>
+            <w:bookmarkStart w:id="0" w:name="_GoBack"/>
+            <w:bookmarkEnd w:id="0"/>
+            <w:r/>
+            <w:proofErr w:type="spellEnd"/>
+            <w:r/>
+            <w:proofErr w:type="spellStart"/>
+            <w:r/>
+            <w:proofErr w:type="spellEnd"/>
+            <w:r/>
+            <w:proofErr w:type="spellStart"/>
+            <w:r/>
+            <w:proofErr w:type="spellEnd"/>
+            <w:r/>
+          </w:p>
+        </w:tc>
+        <w:tc>
+          <w:tcPr>
+            <w:tcW w:w="7427" w:type="dxa"/>
+            <w:tcBorders>
+              <w:top w:val="nil"/>
+              <w:left w:val="nil"/>
+              <w:bottom w:val="nil"/>
+              <w:right w:val="nil"/>
+            </w:tcBorders>
+            <w:tcMar>
+              <w:top w:w="35" w:type="dxa"/>
+              <w:left w:w="40" w:type="dxa"/>
+              <w:bottom w:w="35" w:type="dxa"/>
+              <w:right w:w="60" w:type="dxa"/>
+            </w:tcMar>
+          </w:tcPr>
+          <w:p>
+            <w:pPr>
+              <w:pStyle w:val="FieldValue"/>
+              <w:keepLines/>
+              <w:pBdr>
+                <w:bottom w:val="single" w:sz="5" w:space="1" w:color="BCBCBC"/>
+              </w:pBdr>
+            </w:pPr>
+            <w:r>
+              <w:rPr>
+                <w:rFonts w:eastAsia="Georgia" w:cs="Georgia"/>
+                <w:sz w:val="20"/>
+              </w:rPr>
+              <w:t>{{Консултант_Фирма}}, ЕИК {{Консултант_ЕИК}}, {{Консултант_Адрес}}, притежаващо Удостоверение {{Консултант_Удостоверение}}, с управител {{Консултант_Управител}}</w:t>
+            </w:r>
+          </w:p>
+        </w:tc>
+      </w:tr>
+      <w:tr>
+        <w:trPr>
+          <w:cantSplit/>
+          <w:jc w:val="center"/>
+        </w:trPr>
+        <w:tc>
+          <w:tcPr>
+            <w:tcW w:w="2438" w:type="dxa"/>
+            <w:tcBorders>
+              <w:top w:val="nil"/>
+              <w:left w:val="nil"/>
+              <w:bottom w:val="nil"/>
+              <w:right w:val="nil"/>
+            </w:tcBorders>
+            <w:tcMar>
+              <w:top w:w="35" w:type="dxa"/>
+              <w:left w:w="40" w:type="dxa"/>
+              <w:bottom w:w="35" w:type="dxa"/>
+              <w:right w:w="60" w:type="dxa"/>
+            </w:tcMar>
+          </w:tcPr>
+          <w:p>
+            <w:pPr>
+              <w:pStyle w:val="FieldLabel"/>
+              <w:keepLines/>
+            </w:pPr>
+            <w:proofErr w:type="spellStart"/>
+            <w:r>
+              <w:t>Строител:</w:t>
+            </w:r>
+            <w:proofErr w:type="spellEnd"/>
+            <w:r/>
+            <w:proofErr w:type="spellStart"/>
+            <w:r/>
+            <w:proofErr w:type="spellEnd"/>
+            <w:r/>
+          </w:p>
+        </w:tc>
+        <w:tc>
+          <w:tcPr>
+            <w:tcW w:w="7427" w:type="dxa"/>
+            <w:tcBorders>
+              <w:top w:val="nil"/>
+              <w:left w:val="nil"/>
+              <w:bottom w:val="nil"/>
+              <w:right w:val="nil"/>
+            </w:tcBorders>
+            <w:tcMar>
+              <w:top w:w="35" w:type="dxa"/>
+              <w:left w:w="40" w:type="dxa"/>
+              <w:bottom w:w="35" w:type="dxa"/>
+              <w:right w:w="60" w:type="dxa"/>
+            </w:tcMar>
+          </w:tcPr>
+          <w:p>
+            <w:pPr>
+              <w:pStyle w:val="FieldValue"/>
+              <w:keepLines/>
+              <w:pBdr>
+                <w:bottom w:val="single" w:sz="5" w:space="1" w:color="BCBCBC"/>
+              </w:pBdr>
+            </w:pPr>
+            <w:r>
+              <w:rPr>
+                <w:rFonts w:eastAsia="Georgia" w:cs="Georgia"/>
+                <w:sz w:val="20"/>
+              </w:rPr>
+              <w:t>{{Строител_Фирма}}, ЕИК {{Строител_ЕИК}}, представлявано от {{Строител_Управител}}</w:t>
+            </w:r>
+          </w:p>
+        </w:tc>
+      </w:tr>
+      <w:tr>
+        <w:trPr>
+          <w:cantSplit/>
+          <w:jc w:val="center"/>
+        </w:trPr>
+        <w:tc>
+          <w:tcPr>
+            <w:tcW w:w="2438" w:type="dxa"/>
+            <w:tcBorders>
+              <w:top w:val="nil"/>
+              <w:left w:val="nil"/>
+              <w:bottom w:val="nil"/>
+              <w:right w:val="nil"/>
+            </w:tcBorders>
+            <w:tcMar>
+              <w:top w:w="35" w:type="dxa"/>
+              <w:left w:w="40" w:type="dxa"/>
+              <w:bottom w:w="35" w:type="dxa"/>
+              <w:right w:w="60" w:type="dxa"/>
+            </w:tcMar>
+          </w:tcPr>
+          <w:p>
+            <w:pPr>
+              <w:pStyle w:val="FieldLabel"/>
+              <w:keepLines/>
+            </w:pPr>
+            <w:proofErr w:type="spellStart"/>
+            <w:r>
+              <w:t>Техн. ръководител:</w:t>
+            </w:r>
+            <w:proofErr w:type="spellEnd"/>
+            <w:r/>
+          </w:p>
+        </w:tc>
+        <w:tc>
+          <w:tcPr>
+            <w:tcW w:w="7427" w:type="dxa"/>
+            <w:tcBorders>
+              <w:top w:val="nil"/>
+              <w:left w:val="nil"/>
+              <w:bottom w:val="nil"/>
+              <w:right w:val="nil"/>
+            </w:tcBorders>
+            <w:tcMar>
+              <w:top w:w="35" w:type="dxa"/>
+              <w:left w:w="40" w:type="dxa"/>
+              <w:bottom w:w="35" w:type="dxa"/>
+              <w:right w:w="60" w:type="dxa"/>
+            </w:tcMar>
+          </w:tcPr>
+          <w:p>
+            <w:pPr>
+              <w:pStyle w:val="FieldValue"/>
+              <w:keepLines/>
+              <w:pBdr>
+                <w:bottom w:val="single" w:sz="5" w:space="1" w:color="BCBCBC"/>
+              </w:pBdr>
+            </w:pPr>
+            <w:r>
+              <w:rPr>
+                <w:rFonts w:eastAsia="Georgia" w:cs="Georgia"/>
+                <w:sz w:val="20"/>
+              </w:rPr>
+              <w:t>{{Строител_ТехРък}}</w:t>
+            </w:r>
+          </w:p>
+        </w:tc>
+      </w:tr>
+      <w:tr>
+        <w:trPr>
+          <w:cantSplit/>
+          <w:jc w:val="center"/>
+        </w:trPr>
+        <w:tc>
+          <w:tcPr>
+            <w:tcW w:w="2438" w:type="dxa"/>
+            <w:tcBorders>
+              <w:top w:val="nil"/>
+              <w:left w:val="nil"/>
+              <w:bottom w:val="nil"/>
+              <w:right w:val="nil"/>
+            </w:tcBorders>
+            <w:tcMar>
+              <w:top w:w="35" w:type="dxa"/>
+              <w:left w:w="40" w:type="dxa"/>
+              <w:bottom w:w="35" w:type="dxa"/>
+              <w:right w:w="60" w:type="dxa"/>
+            </w:tcMar>
+          </w:tcPr>
+          <w:p>
+            <w:pPr>
+              <w:pStyle w:val="FieldLabel"/>
+              <w:keepLines/>
+            </w:pPr>
+            <w:proofErr w:type="spellStart"/>
+            <w:r>
+              <w:t>Проектант:</w:t>
+            </w:r>
+            <w:proofErr w:type="spellEnd"/>
+            <w:r/>
+          </w:p>
+        </w:tc>
+        <w:tc>
+          <w:tcPr>
+            <w:tcW w:w="7427" w:type="dxa"/>
+            <w:tcBorders>
+              <w:top w:val="nil"/>
+              <w:left w:val="nil"/>
+              <w:bottom w:val="nil"/>
+              <w:right w:val="nil"/>
+            </w:tcBorders>
+            <w:tcMar>
+              <w:top w:w="35" w:type="dxa"/>
+              <w:left w:w="40" w:type="dxa"/>
+              <w:bottom w:w="35" w:type="dxa"/>
+              <w:right w:w="60" w:type="dxa"/>
+            </w:tcMar>
+          </w:tcPr>
+          <w:p>
+            <w:pPr>
+              <w:pStyle w:val="FieldValue"/>
+              <w:keepLines/>
+              <w:pBdr>
+                <w:bottom w:val="single" w:sz="5" w:space="1" w:color="BCBCBC"/>
+              </w:pBdr>
+            </w:pPr>
+            <w:r>
+              <w:rPr>
+                <w:rFonts w:eastAsia="Georgia" w:cs="Georgia"/>
+                <w:sz w:val="20"/>
+              </w:rPr>
+              <w:t>{{Проектанти_Имена}}</w:t>
+            </w:r>
+          </w:p>
+        </w:tc>
+      </w:tr>
+    </w:tbl>
     <w:p>
       <w:pPr>
         <w:pBdr>
@@ -401,7 +727,7 @@
           <w:sz w:val="24"/>
           <w:szCs w:val="24"/>
         </w:rPr>
-        <w:t>(технически правоспособни физически лица по части "Конструктивна" и "Инженерна геология и хидрогеология", към лицето, упражняващо строителен надзор)</w:t>
+        <w:t>(технически правоспособни физически лица по части „Конструктивна“ и „Инженерна геология и хидрогеология“, към лицето, упражняващо строителен надзор)</w:t>
       </w:r>
     </w:p>
     <w:p>
@@ -541,7 +867,7 @@
           <w:sz w:val="24"/>
           <w:szCs w:val="24"/>
         </w:rPr>
-        <w:t xml:space="preserve">а) група ________________________ и категория ________________________</w:t>
+        <w:t>а) група ........................ и категория ........................</w:t>
       </w:r>
     </w:p>
     <w:p>
@@ -560,7 +886,7 @@
           <w:sz w:val="24"/>
           <w:szCs w:val="24"/>
         </w:rPr>
-        <w:t xml:space="preserve">в участък от ________________________ до ________________________</w:t>
+        <w:t>в участък от ........................ до ........................</w:t>
       </w:r>
     </w:p>
     <w:p>
@@ -579,7 +905,7 @@
           <w:sz w:val="24"/>
           <w:szCs w:val="24"/>
         </w:rPr>
-        <w:t xml:space="preserve">б) група ________________________ и категория ________________________</w:t>
+        <w:t>б) група ........................ и категория ........................</w:t>
       </w:r>
     </w:p>
     <w:p>
@@ -598,7 +924,7 @@
           <w:sz w:val="24"/>
           <w:szCs w:val="24"/>
         </w:rPr>
-        <w:t xml:space="preserve">в участък от ________________________ до ________________________</w:t>
+        <w:t>в участък от ........................ до ........................</w:t>
       </w:r>
     </w:p>
     <w:p>
@@ -617,7 +943,7 @@
           <w:sz w:val="24"/>
           <w:szCs w:val="24"/>
         </w:rPr>
-        <w:t>в) група ________________________ и категория ________________________</w:t>
+        <w:t>в) група ........................ и категория ........................</w:t>
       </w:r>
     </w:p>
     <w:p>
@@ -636,7 +962,7 @@
           <w:sz w:val="24"/>
           <w:szCs w:val="24"/>
         </w:rPr>
-        <w:t>в участък от ________________________ до ________________________</w:t>
+        <w:t>в участък от ........................ до ........................</w:t>
       </w:r>
     </w:p>
     <w:p>
@@ -914,7 +1240,7 @@
           <w:sz w:val="24"/>
           <w:szCs w:val="24"/>
         </w:rPr>
-        <w:t>1. ________________________________________________</w:t>
+        <w:t>1. ................................................</w:t>
       </w:r>
     </w:p>
     <w:p>
@@ -928,7 +1254,7 @@
           <w:sz w:val="24"/>
           <w:szCs w:val="24"/>
         </w:rPr>
-        <w:t>2. ________________________________________________</w:t>
+        <w:t>2. ................................................</w:t>
       </w:r>
     </w:p>
     <w:p>
@@ -993,7 +1319,7 @@
           <w:sz w:val="24"/>
           <w:szCs w:val="24"/>
         </w:rPr>
-        <w:t>1. ________________________________________________</w:t>
+        <w:t>1. ................................................</w:t>
       </w:r>
     </w:p>
     <w:p>
@@ -1007,7 +1333,7 @@
           <w:sz w:val="24"/>
           <w:szCs w:val="24"/>
         </w:rPr>
-        <w:t>2. ________________________________________________</w:t>
+        <w:t>2. ................................................</w:t>
       </w:r>
     </w:p>
     <w:p>
@@ -1021,7 +1347,7 @@
           <w:sz w:val="24"/>
           <w:szCs w:val="24"/>
         </w:rPr>
-        <w:t>3. ________________________________________________</w:t>
+        <w:t>3. ................................................</w:t>
       </w:r>
     </w:p>
     <w:p>
@@ -1309,8 +1635,6 @@
       </w:r>
     </w:p>
     <w:sectPr>
-      <w:headerReference w:type="default" r:id="rId7"/>
-      <w:footerReference w:type="default" r:id="rId8"/>
       <w:pgSz w:w="11906" w:h="16838" w:orient="portrait"/>
       <w:pgMar w:top="1134" w:right="1134" w:bottom="1134" w:left="1701" w:header="708" w:footer="708" w:gutter="0"/>
       <w:pgNumType/>
@@ -1361,40 +1685,6 @@
 </w:endnotes>
 </file>
 
-<file path=word/footer1.xml><?xml version="1.0" encoding="utf-8"?>
-<w:ftr xmlns:wpc="http://schemas.microsoft.com/office/word/2010/wordprocessingCanvas" xmlns:mc="http://schemas.openxmlformats.org/markup-compatibility/2006" xmlns:o="urn:schemas-microsoft-com:office:office" xmlns:r="http://schemas.openxmlformats.org/officeDocument/2006/relationships" xmlns:m="http://schemas.openxmlformats.org/officeDocument/2006/math" xmlns:v="urn:schemas-microsoft-com:vml" xmlns:wp14="http://schemas.microsoft.com/office/word/2010/wordprocessingDrawing" xmlns:wp="http://schemas.openxmlformats.org/drawingml/2006/wordprocessingDrawing" xmlns:w10="urn:schemas-microsoft-com:office:word" xmlns:w="http://schemas.openxmlformats.org/wordprocessingml/2006/main" xmlns:w14="http://schemas.microsoft.com/office/word/2010/wordml" xmlns:w15="http://schemas.microsoft.com/office/word/2012/wordml" xmlns:wpg="http://schemas.microsoft.com/office/word/2010/wordprocessingGroup" xmlns:wpi="http://schemas.microsoft.com/office/word/2010/wordprocessingInk" xmlns:wne="http://schemas.microsoft.com/office/word/2006/wordml" xmlns:wps="http://schemas.microsoft.com/office/word/2010/wordprocessingShape">
-  <w:p>
-    <w:pPr>
-      <w:pBdr>
-        <w:top w:val="single" w:color="E8647A" w:sz="4" w:space="4"/>
-      </w:pBdr>
-      <w:jc w:val="center"/>
-    </w:pPr>
-    <w:r>
-      <w:rPr>
-        <w:rFonts w:ascii="Garamond" w:cs="Garamond" w:eastAsia="Garamond" w:hAnsi="Garamond"/>
-        <w:color w:val="6B7280"/>
-        <w:sz w:val="18"/>
-        <w:szCs w:val="18"/>
-      </w:rPr>
-      <w:t xml:space="preserve">СиБиТи Консулт ООД   |   </w:t>
-    </w:r>
-    <w:r>
-      <w:rPr>
-        <w:rFonts w:ascii="Garamond" w:cs="Garamond" w:eastAsia="Garamond" w:hAnsi="Garamond"/>
-        <w:color w:val="E8647A"/>
-        <w:sz w:val="18"/>
-        <w:szCs w:val="18"/>
-      </w:rPr>
-      <w:fldChar w:fldCharType="begin"/>
-      <w:instrText xml:space="preserve">PAGE</w:instrText>
-      <w:fldChar w:fldCharType="separate"/>
-      <w:fldChar w:fldCharType="end"/>
-    </w:r>
-  </w:p>
-</w:ftr>
-</file>
-
 <file path=word/footnotes.xml><?xml version="1.0" encoding="utf-8"?>
 <w:footnotes xmlns:wpc="http://schemas.microsoft.com/office/word/2010/wordprocessingCanvas" xmlns:mc="http://schemas.openxmlformats.org/markup-compatibility/2006" xmlns:o="urn:schemas-microsoft-com:office:office" xmlns:r="http://schemas.openxmlformats.org/officeDocument/2006/relationships" xmlns:m="http://schemas.openxmlformats.org/officeDocument/2006/math" xmlns:v="urn:schemas-microsoft-com:vml" xmlns:wp14="http://schemas.microsoft.com/office/word/2010/wordprocessingDrawing" xmlns:wp="http://schemas.openxmlformats.org/drawingml/2006/wordprocessingDrawing" xmlns:w10="urn:schemas-microsoft-com:office:word" xmlns:w="http://schemas.openxmlformats.org/wordprocessingml/2006/main" xmlns:w14="http://schemas.microsoft.com/office/word/2010/wordml" xmlns:w15="http://schemas.microsoft.com/office/word/2012/wordml" xmlns:wpg="http://schemas.microsoft.com/office/word/2010/wordprocessingGroup" xmlns:wpi="http://schemas.microsoft.com/office/word/2010/wordprocessingInk" xmlns:wne="http://schemas.microsoft.com/office/word/2006/wordml" xmlns:wps="http://schemas.microsoft.com/office/word/2010/wordprocessingShape" mc:Ignorable="w14 w15 wp14">
   <w:footnote w:type="separator" w:id="-1">
@@ -1430,31 +1720,6 @@
     </w:p>
   </w:footnote>
 </w:footnotes>
-</file>
-
-<file path=word/header1.xml><?xml version="1.0" encoding="utf-8"?>
-<w:hdr xmlns:wpc="http://schemas.microsoft.com/office/word/2010/wordprocessingCanvas" xmlns:mc="http://schemas.openxmlformats.org/markup-compatibility/2006" xmlns:o="urn:schemas-microsoft-com:office:office" xmlns:r="http://schemas.openxmlformats.org/officeDocument/2006/relationships" xmlns:m="http://schemas.openxmlformats.org/officeDocument/2006/math" xmlns:v="urn:schemas-microsoft-com:vml" xmlns:wp14="http://schemas.microsoft.com/office/word/2010/wordprocessingDrawing" xmlns:wp="http://schemas.openxmlformats.org/drawingml/2006/wordprocessingDrawing" xmlns:w10="urn:schemas-microsoft-com:office:word" xmlns:w="http://schemas.openxmlformats.org/wordprocessingml/2006/main" xmlns:w14="http://schemas.microsoft.com/office/word/2010/wordml" xmlns:w15="http://schemas.microsoft.com/office/word/2012/wordml" xmlns:wpg="http://schemas.microsoft.com/office/word/2010/wordprocessingGroup" xmlns:wpi="http://schemas.microsoft.com/office/word/2010/wordprocessingInk" xmlns:wne="http://schemas.microsoft.com/office/word/2006/wordml" xmlns:wps="http://schemas.microsoft.com/office/word/2010/wordprocessingShape" xmlns:cx="http://schemas.microsoft.com/office/drawing/2014/chartex" xmlns:cx1="http://schemas.microsoft.com/office/drawing/2015/9/8/chartex" xmlns:cx2="http://schemas.microsoft.com/office/drawing/2015/10/21/chartex" xmlns:cx3="http://schemas.microsoft.com/office/drawing/2016/5/9/chartex" xmlns:cx4="http://schemas.microsoft.com/office/drawing/2016/5/10/chartex" xmlns:cx5="http://schemas.microsoft.com/office/drawing/2016/5/11/chartex" xmlns:cx6="http://schemas.microsoft.com/office/drawing/2016/5/12/chartex" xmlns:cx7="http://schemas.microsoft.com/office/drawing/2016/5/13/chartex" xmlns:cx8="http://schemas.microsoft.com/office/drawing/2016/5/14/chartex" xmlns:w16cid="http://schemas.microsoft.com/office/word/2016/wordml/cid" xmlns:w16se="http://schemas.microsoft.com/office/word/2015/wordml/symex">
-  <w:p>
-    <w:pPr>
-      <w:pBdr>
-        <w:bottom w:val="single" w:color="E8647A" w:sz="6" w:space="4"/>
-      </w:pBdr>
-      <w:spacing w:after="0"/>
-      <w:jc w:val="left"/>
-    </w:pPr>
-    <w:r>
-      <w:rPr>
-        <w:rFonts w:ascii="Garamond" w:cs="Garamond" w:eastAsia="Garamond" w:hAnsi="Garamond"/>
-        <w:b/>
-        <w:bCs/>
-        <w:color w:val="2D3561"/>
-        <w:sz w:val="20"/>
-        <w:szCs w:val="20"/>
-      </w:rPr>
-      <w:t xml:space="preserve">СиБиТи Консулт ООД</w:t>
-    </w:r>
-  </w:p>
-</w:hdr>
 </file>
 
 <file path=word/numbering.xml><?xml version="1.0" encoding="utf-8"?>
@@ -1729,5 +1994,81 @@
       <w:szCs w:val="20"/>
     </w:rPr>
   </w:style>
+  <w:style w:type="paragraph" w:customStyle="1" w:styleId="DocumentMeta">
+    <w:name w:val="Document Meta"/>
+    <w:basedOn w:val="Normal"/>
+    <w:pPr>
+      <w:spacing w:after="40" w:line="240" w:lineRule="auto"/>
+    </w:pPr>
+    <w:rPr>
+      <w:rFonts w:ascii="Arial" w:hAnsi="Arial"/>
+      <w:color w:val="6F6F6F"/>
+      <w:sz w:val="17"/>
+    </w:rPr>
+  </w:style>
+  <w:style w:type="paragraph" w:customStyle="1" w:styleId="FieldLabel">
+    <w:name w:val="Field Label"/>
+    <w:basedOn w:val="Normal"/>
+    <w:pPr>
+      <w:spacing w:after="0" w:line="252" w:lineRule="auto"/>
+    </w:pPr>
+    <w:rPr>
+      <w:rFonts w:ascii="Arial" w:hAnsi="Arial"/>
+      <w:b/>
+      <w:sz w:val="18"/>
+    </w:rPr>
+  </w:style>
+  <w:style w:type="paragraph" w:customStyle="1" w:styleId="FieldValue">
+    <w:name w:val="Field Value"/>
+    <w:basedOn w:val="Normal"/>
+    <w:pPr>
+      <w:spacing w:after="0" w:line="276" w:lineRule="auto"/>
+    </w:pPr>
+    <w:rPr>
+      <w:sz w:val="18"/>
+    </w:rPr>
+  </w:style>
+  <w:style w:type="paragraph" w:customStyle="1" w:styleId="FieldHint">
+    <w:name w:val="Field Hint"/>
+    <w:basedOn w:val="Normal"/>
+    <w:pPr>
+      <w:spacing w:after="80" w:line="252" w:lineRule="auto"/>
+    </w:pPr>
+    <w:rPr>
+      <w:rFonts w:ascii="Arial" w:hAnsi="Arial"/>
+      <w:i/>
+      <w:color w:val="6F6F6F"/>
+      <w:sz w:val="16"/>
+    </w:rPr>
+  </w:style>
+  <w:style w:type="paragraph" w:customStyle="1" w:styleId="DocumentTitle">
+    <w:name w:val="Document Title"/>
+    <w:basedOn w:val="Normal"/>
+    <w:pPr>
+      <w:spacing w:after="80" w:line="240" w:lineRule="auto"/>
+    </w:pPr>
+    <w:rPr>
+      <w:rFonts w:ascii="Arial" w:hAnsi="Arial"/>
+      <w:b/>
+      <w:color w:val="1F3A5F"/>
+      <w:sz w:val="32"/>
+    </w:rPr>
+  </w:style>
+  <w:style w:type="paragraph" w:customStyle="1" w:styleId="DocumentSubtitle">
+    <w:name w:val="Document Subtitle"/>
+    <w:basedOn w:val="Normal"/>
+    <w:pPr>
+      <w:spacing w:after="180" w:line="288" w:lineRule="auto"/>
+    </w:pPr>
+    <w:rPr>
+      <w:rFonts w:ascii="Arial" w:hAnsi="Arial"/>
+      <w:b/>
+      <w:sz w:val="21"/>
+    </w:rPr>
+  </w:style>
+  <w:style w:type="paragraph" w:customStyle="1" w:styleId="LegalBody">
+    <w:name w:val="Legal Body"/>
+    <w:basedOn w:val="Normal"/>
+  </w:style>
 </w:styles>
 </file>
--- a/templates/Akt_6_Template.docx
+++ b/templates/Akt_6_Template.docx
@@ -4,68 +4,48 @@
   <w:body>
     <w:p>
       <w:pPr>
-        <w:spacing w:after="80" w:before="200"/>
-        <w:jc w:val="center"/>
-      </w:pPr>
-      <w:r>
-        <w:rPr>
-          <w:rFonts w:ascii="Garamond" w:cs="Garamond" w:eastAsia="Garamond" w:hAnsi="Garamond"/>
+        <w:pStyle w:val="DocumentMeta"/>
+      </w:pPr>
+      <w:r>
+        <w:rPr>
           <w:i/>
           <w:iCs/>
-          <w:color w:val="6B7280"/>
-          <w:sz w:val="18"/>
-          <w:szCs w:val="18"/>
         </w:rPr>
         <w:t>Приложение № 6 към чл. 7, ал. 3, т. 6</w:t>
       </w:r>
     </w:p>
     <w:p>
       <w:pPr>
-        <w:spacing w:after="100" w:before="200"/>
-        <w:jc w:val="center"/>
-      </w:pPr>
-      <w:r>
-        <w:rPr>
-          <w:rFonts w:ascii="Garamond" w:cs="Garamond" w:eastAsia="Garamond" w:hAnsi="Garamond"/>
+        <w:pStyle w:val="DocumentTitle"/>
+      </w:pPr>
+      <w:r>
+        <w:rPr>
           <w:b/>
           <w:bCs/>
-          <w:color w:val="2D3561"/>
-          <w:sz w:val="28"/>
-          <w:szCs w:val="28"/>
         </w:rPr>
         <w:t xml:space="preserve">АКТ</w:t>
       </w:r>
     </w:p>
     <w:p>
       <w:pPr>
-        <w:spacing w:after="160" w:before="40"/>
-        <w:jc w:val="center"/>
-      </w:pPr>
-      <w:r>
-        <w:rPr>
-          <w:rFonts w:ascii="Garamond" w:cs="Garamond" w:eastAsia="Garamond" w:hAnsi="Garamond"/>
+        <w:pStyle w:val="DocumentSubtitle"/>
+      </w:pPr>
+      <w:r>
+        <w:rPr>
           <w:b/>
           <w:bCs/>
-          <w:color w:val="2D3561"/>
-          <w:sz w:val="24"/>
-          <w:szCs w:val="24"/>
         </w:rPr>
         <w:t xml:space="preserve">за приемане на земната основа и действителните коти</w:t>
       </w:r>
     </w:p>
     <w:p>
       <w:pPr>
-        <w:spacing w:after="160" w:before="40"/>
-        <w:jc w:val="center"/>
-      </w:pPr>
-      <w:r>
-        <w:rPr>
-          <w:rFonts w:ascii="Garamond" w:cs="Garamond" w:eastAsia="Garamond" w:hAnsi="Garamond"/>
+        <w:pStyle w:val="DocumentSubtitle"/>
+      </w:pPr>
+      <w:r>
+        <w:rPr>
           <w:b/>
           <w:bCs/>
-          <w:color w:val="2D3561"/>
-          <w:sz w:val="24"/>
-          <w:szCs w:val="24"/>
         </w:rPr>
         <w:t xml:space="preserve">на извършените изкопни работи</w:t>
       </w:r>
@@ -78,10 +58,7 @@
         <w:spacing w:after="120" w:before="120"/>
       </w:pPr>
       <w:r>
-        <w:rPr>
-          <w:sz w:val="8"/>
-          <w:szCs w:val="8"/>
-        </w:rPr>
+        <w:rPr/>
         <w:t xml:space="preserve"/>
       </w:r>
     </w:p>
@@ -155,10 +132,7 @@
               </w:pBdr>
             </w:pPr>
             <w:r>
-              <w:rPr>
-                <w:rFonts w:eastAsia="Georgia" w:cs="Georgia"/>
-                <w:sz w:val="20"/>
-              </w:rPr>
+              <w:rPr/>
               <w:t>{{Строеж}}</w:t>
             </w:r>
           </w:p>
@@ -223,10 +197,7 @@
               </w:pBdr>
             </w:pPr>
             <w:r>
-              <w:rPr>
-                <w:rFonts w:eastAsia="Georgia" w:cs="Georgia"/>
-                <w:sz w:val="20"/>
-              </w:rPr>
+              <w:rPr/>
               <w:t>{{Адрес}}</w:t>
             </w:r>
           </w:p>
@@ -291,10 +262,7 @@
               </w:pBdr>
             </w:pPr>
             <w:r>
-              <w:rPr>
-                <w:rFonts w:eastAsia="Georgia" w:cs="Georgia"/>
-                <w:sz w:val="20"/>
-              </w:rPr>
+              <w:rPr/>
               <w:t>{{Възложител_Блок}}</w:t>
             </w:r>
           </w:p>
@@ -370,10 +338,7 @@
               </w:pBdr>
             </w:pPr>
             <w:r>
-              <w:rPr>
-                <w:rFonts w:eastAsia="Georgia" w:cs="Georgia"/>
-                <w:sz w:val="20"/>
-              </w:rPr>
+              <w:rPr/>
               <w:t>{{Консултант_Фирма}}, ЕИК {{Консултант_ЕИК}}, {{Консултант_Адрес}}, притежаващо Удостоверение {{Консултант_Удостоверение}}, с управител {{Консултант_Управител}}</w:t>
             </w:r>
           </w:p>
@@ -442,10 +407,7 @@
               </w:pBdr>
             </w:pPr>
             <w:r>
-              <w:rPr>
-                <w:rFonts w:eastAsia="Georgia" w:cs="Georgia"/>
-                <w:sz w:val="20"/>
-              </w:rPr>
+              <w:rPr/>
               <w:t>{{Строител_Фирма}}, ЕИК {{Строител_ЕИК}}, представлявано от {{Строител_Управител}}</w:t>
             </w:r>
           </w:p>
@@ -510,10 +472,7 @@
               </w:pBdr>
             </w:pPr>
             <w:r>
-              <w:rPr>
-                <w:rFonts w:eastAsia="Georgia" w:cs="Georgia"/>
-                <w:sz w:val="20"/>
-              </w:rPr>
+              <w:rPr/>
               <w:t>{{Строител_ТехРък}}</w:t>
             </w:r>
           </w:p>
@@ -578,10 +537,7 @@
               </w:pBdr>
             </w:pPr>
             <w:r>
-              <w:rPr>
-                <w:rFonts w:eastAsia="Georgia" w:cs="Georgia"/>
-                <w:sz w:val="20"/>
-              </w:rPr>
+              <w:rPr/>
               <w:t>{{Проектанти_Имена}}</w:t>
             </w:r>
           </w:p>
@@ -596,28 +552,20 @@
         <w:spacing w:after="120" w:before="120"/>
       </w:pPr>
       <w:r>
-        <w:rPr>
-          <w:sz w:val="8"/>
-          <w:szCs w:val="8"/>
-        </w:rPr>
+        <w:rPr/>
         <w:t xml:space="preserve"/>
       </w:r>
     </w:p>
     <w:p>
       <w:pPr>
-        <w:spacing w:after="60" w:before="60"/>
-        <w:jc w:val="both"/>
-      </w:pPr>
-      <w:r>
-        <w:rPr>
-          <w:rFonts w:ascii="Garamond" w:cs="Garamond" w:eastAsia="Garamond" w:hAnsi="Garamond"/>
+        <w:pStyle w:val="LegalBody"/>
+      </w:pPr>
+      <w:r>
+        <w:rPr>
           <w:b w:val="false"/>
           <w:bCs w:val="false"/>
           <w:i w:val="false"/>
           <w:iCs w:val="false"/>
-          <w:color w:val="1F2937"/>
-          <w:sz w:val="24"/>
-          <w:szCs w:val="24"/>
         </w:rPr>
         <w:t xml:space="preserve">Днес, ...................................... г., подписаните представители на:</w:t>
       </w:r>
@@ -627,162 +575,118 @@
         <w:spacing w:after="0" w:before="0"/>
       </w:pPr>
       <w:r>
-        <w:rPr>
-          <w:rFonts w:ascii="Garamond" w:cs="Garamond" w:eastAsia="Garamond" w:hAnsi="Garamond"/>
-          <w:sz w:val="24"/>
-          <w:szCs w:val="24"/>
-        </w:rPr>
+        <w:rPr/>
         <w:t xml:space="preserve"/>
       </w:r>
     </w:p>
     <w:p>
       <w:pPr>
-        <w:spacing w:after="60" w:before="60"/>
-        <w:jc w:val="both"/>
-      </w:pPr>
-      <w:r>
-        <w:rPr>
-          <w:rFonts w:ascii="Garamond" w:cs="Garamond" w:eastAsia="Garamond" w:hAnsi="Garamond"/>
+        <w:pStyle w:val="LegalBody"/>
+      </w:pPr>
+      <w:r>
+        <w:rPr>
           <w:b w:val="false"/>
           <w:bCs w:val="false"/>
           <w:i w:val="false"/>
           <w:iCs w:val="false"/>
-          <w:color w:val="1F2937"/>
-          <w:sz w:val="24"/>
-          <w:szCs w:val="24"/>
         </w:rPr>
         <w:t>1. {{Строител_ТехРък}} — представител на {{Строител_Фирма}}</w:t>
       </w:r>
     </w:p>
     <w:p>
       <w:pPr>
-        <w:spacing w:after="60" w:before="60"/>
-        <w:jc w:val="both"/>
-      </w:pPr>
-      <w:r>
-        <w:rPr>
-          <w:rFonts w:ascii="Garamond" w:cs="Garamond" w:eastAsia="Garamond" w:hAnsi="Garamond"/>
+        <w:pStyle w:val="FieldHint"/>
+      </w:pPr>
+      <w:r>
+        <w:rPr>
           <w:b w:val="false"/>
           <w:bCs w:val="false"/>
           <w:i w:val="false"/>
           <w:iCs w:val="false"/>
-          <w:color w:val="1F2937"/>
-          <w:sz w:val="24"/>
-          <w:szCs w:val="24"/>
         </w:rPr>
         <w:t>(строителя — трите имена или фирмена регистрация и длъжност към юридическото лице)</w:t>
       </w:r>
     </w:p>
     <w:p>
       <w:pPr>
-        <w:spacing w:after="60" w:before="60"/>
-        <w:jc w:val="both"/>
-      </w:pPr>
-      <w:r>
-        <w:rPr>
-          <w:rFonts w:ascii="Garamond" w:cs="Garamond" w:eastAsia="Garamond" w:hAnsi="Garamond"/>
+        <w:pStyle w:val="LegalBody"/>
+      </w:pPr>
+      <w:r>
+        <w:rPr>
           <w:b w:val="false"/>
           <w:bCs w:val="false"/>
           <w:i w:val="false"/>
           <w:iCs w:val="false"/>
-          <w:color w:val="1F2937"/>
-          <w:sz w:val="24"/>
-          <w:szCs w:val="24"/>
         </w:rPr>
         <w:t>2. {{СН_Конструктивна}}</w:t>
       </w:r>
     </w:p>
     <w:p>
       <w:pPr>
-        <w:spacing w:after="60" w:before="60"/>
-        <w:jc w:val="both"/>
-      </w:pPr>
-      <w:r>
-        <w:rPr>
-          <w:rFonts w:ascii="Garamond" w:cs="Garamond" w:eastAsia="Garamond" w:hAnsi="Garamond"/>
+        <w:pStyle w:val="LegalBody"/>
+      </w:pPr>
+      <w:r>
+        <w:rPr>
           <w:b w:val="false"/>
           <w:bCs w:val="false"/>
           <w:i w:val="false"/>
           <w:iCs w:val="false"/>
-          <w:color w:val="1F2937"/>
-          <w:sz w:val="24"/>
-          <w:szCs w:val="24"/>
         </w:rPr>
         <w:t xml:space="preserve">   {{СН_Геология}}</w:t>
       </w:r>
     </w:p>
     <w:p>
       <w:pPr>
-        <w:spacing w:after="60" w:before="60"/>
-        <w:jc w:val="both"/>
-      </w:pPr>
-      <w:r>
-        <w:rPr>
-          <w:rFonts w:ascii="Garamond" w:cs="Garamond" w:eastAsia="Garamond" w:hAnsi="Garamond"/>
+        <w:pStyle w:val="FieldHint"/>
+      </w:pPr>
+      <w:r>
+        <w:rPr>
           <w:b w:val="false"/>
           <w:bCs w:val="false"/>
           <w:i w:val="false"/>
           <w:iCs w:val="false"/>
-          <w:color w:val="1F2937"/>
-          <w:sz w:val="24"/>
-          <w:szCs w:val="24"/>
         </w:rPr>
         <w:t>(технически правоспособни физически лица по части „Конструктивна“ и „Инженерна геология и хидрогеология“, към лицето, упражняващо строителен надзор)</w:t>
       </w:r>
     </w:p>
     <w:p>
       <w:pPr>
-        <w:spacing w:after="60" w:before="60"/>
-        <w:jc w:val="both"/>
-      </w:pPr>
-      <w:r>
-        <w:rPr>
-          <w:rFonts w:ascii="Garamond" w:cs="Garamond" w:eastAsia="Garamond" w:hAnsi="Garamond"/>
+        <w:pStyle w:val="LegalBody"/>
+      </w:pPr>
+      <w:r>
+        <w:rPr>
           <w:b w:val="false"/>
           <w:bCs w:val="false"/>
           <w:i w:val="false"/>
           <w:iCs w:val="false"/>
-          <w:color w:val="1F2937"/>
-          <w:sz w:val="24"/>
-          <w:szCs w:val="24"/>
         </w:rPr>
         <w:t>3. {{ПЖ_Конструктивна}}</w:t>
       </w:r>
     </w:p>
     <w:p>
       <w:pPr>
-        <w:spacing w:after="60" w:before="60"/>
-        <w:jc w:val="both"/>
-      </w:pPr>
-      <w:r>
-        <w:rPr>
-          <w:rFonts w:ascii="Garamond" w:cs="Garamond" w:eastAsia="Garamond" w:hAnsi="Garamond"/>
+        <w:pStyle w:val="LegalBody"/>
+      </w:pPr>
+      <w:r>
+        <w:rPr>
           <w:b w:val="false"/>
           <w:bCs w:val="false"/>
           <w:i w:val="false"/>
           <w:iCs w:val="false"/>
-          <w:color w:val="1F2937"/>
-          <w:sz w:val="24"/>
-          <w:szCs w:val="24"/>
         </w:rPr>
         <w:t xml:space="preserve">   {{ПЖ_Геология}}</w:t>
       </w:r>
     </w:p>
     <w:p>
       <w:pPr>
-        <w:spacing w:after="60" w:before="60"/>
-        <w:jc w:val="both"/>
-      </w:pPr>
-      <w:r>
-        <w:rPr>
-          <w:rFonts w:ascii="Garamond" w:cs="Garamond" w:eastAsia="Garamond" w:hAnsi="Garamond"/>
+        <w:pStyle w:val="FieldHint"/>
+      </w:pPr>
+      <w:r>
+        <w:rPr>
           <w:b w:val="false"/>
           <w:bCs w:val="false"/>
           <w:i w:val="false"/>
           <w:iCs w:val="false"/>
-          <w:color w:val="1F2937"/>
-          <w:sz w:val="24"/>
-          <w:szCs w:val="24"/>
         </w:rPr>
         <w:t>(проектанти (конструктор и инженер-геолог и хидрогеолог) — трите имена по документ за самоличност и длъжност)</w:t>
       </w:r>
@@ -792,29 +696,20 @@
         <w:spacing w:after="0" w:before="0"/>
       </w:pPr>
       <w:r>
-        <w:rPr>
-          <w:rFonts w:ascii="Garamond" w:cs="Garamond" w:eastAsia="Garamond" w:hAnsi="Garamond"/>
-          <w:sz w:val="24"/>
-          <w:szCs w:val="24"/>
-        </w:rPr>
+        <w:rPr/>
         <w:t xml:space="preserve"/>
       </w:r>
     </w:p>
     <w:p>
       <w:pPr>
-        <w:spacing w:after="60" w:before="60"/>
-        <w:jc w:val="both"/>
-      </w:pPr>
-      <w:r>
-        <w:rPr>
-          <w:rFonts w:ascii="Garamond" w:cs="Garamond" w:eastAsia="Garamond" w:hAnsi="Garamond"/>
+        <w:pStyle w:val="LegalBody"/>
+      </w:pPr>
+      <w:r>
+        <w:rPr>
           <w:b w:val="false"/>
           <w:bCs w:val="false"/>
           <w:i w:val="false"/>
           <w:iCs w:val="false"/>
-          <w:color w:val="1F2937"/>
-          <w:sz w:val="24"/>
-          <w:szCs w:val="24"/>
         </w:rPr>
         <w:t>след оглед на земната основа в извършения изкоп се запознахме с резултатите от лабораторните и полевите изследвания на почвите, направихме геодезическо заснемане, изготвихме изпълнителски инженерно-геоложки и хидрогеоложки чертеж и съставихме този акт за следното:</w:t>
       </w:r>
@@ -824,143 +719,105 @@
         <w:spacing w:after="0" w:before="0"/>
       </w:pPr>
       <w:r>
-        <w:rPr>
-          <w:rFonts w:ascii="Garamond" w:cs="Garamond" w:eastAsia="Garamond" w:hAnsi="Garamond"/>
-          <w:sz w:val="24"/>
-          <w:szCs w:val="24"/>
-        </w:rPr>
+        <w:rPr/>
         <w:t xml:space="preserve"/>
       </w:r>
     </w:p>
     <w:p>
       <w:pPr>
+        <w:pStyle w:val="LegalBody"/>
         <w:pBdr>
           <w:bottom w:val="single" w:color="FDE8EC" w:sz="2" w:space="2"/>
         </w:pBdr>
-        <w:spacing w:after="80" w:before="200"/>
-      </w:pPr>
-      <w:r>
-        <w:rPr>
-          <w:rFonts w:ascii="Garamond" w:cs="Garamond" w:eastAsia="Garamond" w:hAnsi="Garamond"/>
+      </w:pPr>
+      <w:r>
+        <w:rPr>
           <w:b/>
           <w:bCs/>
-          <w:color w:val="E8647A"/>
-          <w:sz w:val="24"/>
-          <w:szCs w:val="24"/>
         </w:rPr>
         <w:t>1. Почвата в земната основа е:</w:t>
       </w:r>
     </w:p>
     <w:p>
       <w:pPr>
-        <w:spacing w:after="60" w:before="60"/>
-        <w:jc w:val="both"/>
-      </w:pPr>
-      <w:r>
-        <w:rPr>
-          <w:rFonts w:ascii="Garamond" w:cs="Garamond" w:eastAsia="Garamond" w:hAnsi="Garamond"/>
+        <w:pStyle w:val="LegalBody"/>
+      </w:pPr>
+      <w:r>
+        <w:rPr>
           <w:b w:val="false"/>
           <w:bCs w:val="false"/>
           <w:i w:val="false"/>
           <w:iCs w:val="false"/>
-          <w:color w:val="1F2937"/>
-          <w:sz w:val="24"/>
-          <w:szCs w:val="24"/>
         </w:rPr>
         <w:t>а) група ........................ и категория ........................</w:t>
       </w:r>
     </w:p>
     <w:p>
       <w:pPr>
-        <w:spacing w:after="60" w:before="60"/>
-        <w:jc w:val="both"/>
-      </w:pPr>
-      <w:r>
-        <w:rPr>
-          <w:rFonts w:ascii="Garamond" w:cs="Garamond" w:eastAsia="Garamond" w:hAnsi="Garamond"/>
+        <w:pStyle w:val="LegalBody"/>
+      </w:pPr>
+      <w:r>
+        <w:rPr>
           <w:b w:val="false"/>
           <w:bCs w:val="false"/>
           <w:i w:val="false"/>
           <w:iCs w:val="false"/>
-          <w:color w:val="1F2937"/>
-          <w:sz w:val="24"/>
-          <w:szCs w:val="24"/>
         </w:rPr>
         <w:t>в участък от ........................ до ........................</w:t>
       </w:r>
     </w:p>
     <w:p>
       <w:pPr>
-        <w:spacing w:after="60" w:before="60"/>
-        <w:jc w:val="both"/>
-      </w:pPr>
-      <w:r>
-        <w:rPr>
-          <w:rFonts w:ascii="Garamond" w:cs="Garamond" w:eastAsia="Garamond" w:hAnsi="Garamond"/>
+        <w:pStyle w:val="LegalBody"/>
+      </w:pPr>
+      <w:r>
+        <w:rPr>
           <w:b w:val="false"/>
           <w:bCs w:val="false"/>
           <w:i w:val="false"/>
           <w:iCs w:val="false"/>
-          <w:color w:val="1F2937"/>
-          <w:sz w:val="24"/>
-          <w:szCs w:val="24"/>
         </w:rPr>
         <w:t>б) група ........................ и категория ........................</w:t>
       </w:r>
     </w:p>
     <w:p>
       <w:pPr>
-        <w:spacing w:after="60" w:before="60"/>
-        <w:jc w:val="both"/>
-      </w:pPr>
-      <w:r>
-        <w:rPr>
-          <w:rFonts w:ascii="Garamond" w:cs="Garamond" w:eastAsia="Garamond" w:hAnsi="Garamond"/>
+        <w:pStyle w:val="LegalBody"/>
+      </w:pPr>
+      <w:r>
+        <w:rPr>
           <w:b w:val="false"/>
           <w:bCs w:val="false"/>
           <w:i w:val="false"/>
           <w:iCs w:val="false"/>
-          <w:color w:val="1F2937"/>
-          <w:sz w:val="24"/>
-          <w:szCs w:val="24"/>
         </w:rPr>
         <w:t>в участък от ........................ до ........................</w:t>
       </w:r>
     </w:p>
     <w:p>
       <w:pPr>
-        <w:spacing w:after="60" w:before="60"/>
-        <w:jc w:val="both"/>
-      </w:pPr>
-      <w:r>
-        <w:rPr>
-          <w:rFonts w:ascii="Garamond" w:cs="Garamond" w:eastAsia="Garamond" w:hAnsi="Garamond"/>
+        <w:pStyle w:val="LegalBody"/>
+      </w:pPr>
+      <w:r>
+        <w:rPr>
           <w:b w:val="false"/>
           <w:bCs w:val="false"/>
           <w:i w:val="false"/>
           <w:iCs w:val="false"/>
-          <w:color w:val="1F2937"/>
-          <w:sz w:val="24"/>
-          <w:szCs w:val="24"/>
         </w:rPr>
         <w:t>в) група ........................ и категория ........................</w:t>
       </w:r>
     </w:p>
     <w:p>
       <w:pPr>
-        <w:spacing w:after="60" w:before="60"/>
-        <w:jc w:val="both"/>
-      </w:pPr>
-      <w:r>
-        <w:rPr>
-          <w:rFonts w:ascii="Garamond" w:cs="Garamond" w:eastAsia="Garamond" w:hAnsi="Garamond"/>
+        <w:pStyle w:val="LegalBody"/>
+      </w:pPr>
+      <w:r>
+        <w:rPr>
           <w:b w:val="false"/>
           <w:bCs w:val="false"/>
           <w:i w:val="false"/>
           <w:iCs w:val="false"/>
-          <w:color w:val="1F2937"/>
-          <w:sz w:val="24"/>
-          <w:szCs w:val="24"/>
         </w:rPr>
         <w:t>в участък от ........................ до ........................</w:t>
       </w:r>
@@ -970,48 +827,35 @@
         <w:spacing w:after="0" w:before="0"/>
       </w:pPr>
       <w:r>
-        <w:rPr>
-          <w:rFonts w:ascii="Garamond" w:cs="Garamond" w:eastAsia="Garamond" w:hAnsi="Garamond"/>
-          <w:sz w:val="24"/>
-          <w:szCs w:val="24"/>
-        </w:rPr>
+        <w:rPr/>
         <w:t xml:space="preserve"/>
       </w:r>
     </w:p>
     <w:p>
       <w:pPr>
+        <w:pStyle w:val="LegalBody"/>
         <w:pBdr>
           <w:bottom w:val="single" w:color="FDE8EC" w:sz="2" w:space="2"/>
         </w:pBdr>
-        <w:spacing w:after="80" w:before="200"/>
-      </w:pPr>
-      <w:r>
-        <w:rPr>
-          <w:rFonts w:ascii="Garamond" w:cs="Garamond" w:eastAsia="Garamond" w:hAnsi="Garamond"/>
+      </w:pPr>
+      <w:r>
+        <w:rPr>
           <w:b/>
           <w:bCs/>
-          <w:color w:val="E8647A"/>
-          <w:sz w:val="24"/>
-          <w:szCs w:val="24"/>
         </w:rPr>
         <w:t>2. От направеното геодезическо заснемане установихме следните коти на изпълнените изкопни работи:</w:t>
       </w:r>
     </w:p>
     <w:p>
       <w:pPr>
-        <w:spacing w:after="60" w:before="60"/>
-        <w:jc w:val="both"/>
-      </w:pPr>
-      <w:r>
-        <w:rPr>
-          <w:rFonts w:ascii="Garamond" w:cs="Garamond" w:eastAsia="Garamond" w:hAnsi="Garamond"/>
+        <w:pStyle w:val="LegalBody"/>
+      </w:pPr>
+      <w:r>
+        <w:rPr>
           <w:b w:val="false"/>
           <w:bCs w:val="false"/>
           <w:i w:val="false"/>
           <w:iCs w:val="false"/>
-          <w:color w:val="1F2937"/>
-          <w:sz w:val="24"/>
-          <w:szCs w:val="24"/>
         </w:rPr>
         <w:t>Котировка</w:t>
       </w:r>
@@ -1041,9 +885,7 @@
           </w:tcPr>
           <w:p>
             <w:r>
-              <w:rPr>
-                <w:sz w:val="20"/>
-              </w:rPr>
+              <w:rPr/>
               <w:t>№ на точка</w:t>
             </w:r>
           </w:p>
@@ -1054,9 +896,7 @@
           </w:tcPr>
           <w:p>
             <w:r>
-              <w:rPr>
-                <w:sz w:val="20"/>
-              </w:rPr>
+              <w:rPr/>
               <w:t>Кота на терена</w:t>
             </w:r>
           </w:p>
@@ -1067,9 +907,7 @@
           </w:tcPr>
           <w:p>
             <w:r>
-              <w:rPr>
-                <w:sz w:val="20"/>
-              </w:rPr>
+              <w:rPr/>
               <w:t>Кота на изкопа</w:t>
             </w:r>
           </w:p>
@@ -1082,9 +920,7 @@
           </w:tcPr>
           <w:p>
             <w:r>
-              <w:rPr>
-                <w:sz w:val="20"/>
-              </w:rPr>
+              <w:rPr/>
               <w:t>1</w:t>
             </w:r>
           </w:p>
@@ -1109,9 +945,7 @@
           </w:tcPr>
           <w:p>
             <w:r>
-              <w:rPr>
-                <w:sz w:val="20"/>
-              </w:rPr>
+              <w:rPr/>
               <w:t>2</w:t>
             </w:r>
           </w:p>
@@ -1136,9 +970,7 @@
           </w:tcPr>
           <w:p>
             <w:r>
-              <w:rPr>
-                <w:sz w:val="20"/>
-              </w:rPr>
+              <w:rPr/>
               <w:t>3</w:t>
             </w:r>
           </w:p>
@@ -1162,12 +994,7 @@
         <w:spacing w:after="40" w:before="40"/>
       </w:pPr>
       <w:r>
-        <w:rPr>
-          <w:rFonts w:ascii="Garamond" w:cs="Garamond" w:eastAsia="Garamond" w:hAnsi="Garamond"/>
-          <w:color w:val="9CA3AF"/>
-          <w:sz w:val="24"/>
-          <w:szCs w:val="24"/>
-        </w:rPr>
+        <w:rPr/>
       </w:r>
     </w:p>
     <w:p>
@@ -1175,25 +1002,15 @@
         <w:spacing w:after="40" w:before="40"/>
       </w:pPr>
       <w:r>
-        <w:rPr>
-          <w:rFonts w:ascii="Garamond" w:cs="Garamond" w:eastAsia="Garamond" w:hAnsi="Garamond"/>
-          <w:color w:val="9CA3AF"/>
-          <w:sz w:val="24"/>
-          <w:szCs w:val="24"/>
-        </w:rPr>
-      </w:r>
-    </w:p>
-    <w:p>
-      <w:pPr>
-        <w:spacing w:after="40" w:before="40"/>
-      </w:pPr>
-      <w:r>
-        <w:rPr>
-          <w:rFonts w:ascii="Garamond" w:cs="Garamond" w:eastAsia="Garamond" w:hAnsi="Garamond"/>
-          <w:color w:val="9CA3AF"/>
-          <w:sz w:val="24"/>
-          <w:szCs w:val="24"/>
-        </w:rPr>
+        <w:rPr/>
+      </w:r>
+    </w:p>
+    <w:p>
+      <w:pPr>
+        <w:pStyle w:val="LegalBody"/>
+      </w:pPr>
+      <w:r>
+        <w:rPr/>
         <w:t>Скица на постройката с нанесени външните ѝ действителни размери и котировка</w:t>
       </w:r>
     </w:p>
@@ -1202,58 +1019,40 @@
         <w:spacing w:after="0" w:before="0"/>
       </w:pPr>
       <w:r>
-        <w:rPr>
-          <w:rFonts w:ascii="Garamond" w:cs="Garamond" w:eastAsia="Garamond" w:hAnsi="Garamond"/>
-          <w:sz w:val="24"/>
-          <w:szCs w:val="24"/>
-        </w:rPr>
+        <w:rPr/>
         <w:t xml:space="preserve"/>
       </w:r>
     </w:p>
     <w:p>
       <w:pPr>
+        <w:pStyle w:val="LegalBody"/>
         <w:pBdr>
           <w:bottom w:val="single" w:color="FDE8EC" w:sz="2" w:space="2"/>
         </w:pBdr>
-        <w:spacing w:after="80" w:before="200"/>
-      </w:pPr>
-      <w:r>
-        <w:rPr>
-          <w:rFonts w:ascii="Garamond" w:cs="Garamond" w:eastAsia="Garamond" w:hAnsi="Garamond"/>
+      </w:pPr>
+      <w:r>
+        <w:rPr>
           <w:b/>
           <w:bCs/>
-          <w:color w:val="E8647A"/>
-          <w:sz w:val="24"/>
-          <w:szCs w:val="24"/>
         </w:rPr>
         <w:t>3. От извършения оглед и съставения изпълнителски инженерно-геоложки и хидрогеоложки чертеж на разкритата земна (скална) основа на точки ................................ по оси ................ между профили ................................ са установени следните различия по отношение на инженерно-геоложките проучвания (доклад):</w:t>
       </w:r>
     </w:p>
     <w:p>
       <w:pPr>
-        <w:spacing w:after="40" w:before="40"/>
-      </w:pPr>
-      <w:r>
-        <w:rPr>
-          <w:rFonts w:ascii="Garamond" w:cs="Garamond" w:eastAsia="Garamond" w:hAnsi="Garamond"/>
-          <w:color w:val="9CA3AF"/>
-          <w:sz w:val="24"/>
-          <w:szCs w:val="24"/>
-        </w:rPr>
+        <w:pStyle w:val="FieldHint"/>
+      </w:pPr>
+      <w:r>
+        <w:rPr/>
         <w:t>1. ................................................</w:t>
       </w:r>
     </w:p>
     <w:p>
       <w:pPr>
-        <w:spacing w:after="40" w:before="40"/>
-      </w:pPr>
-      <w:r>
-        <w:rPr>
-          <w:rFonts w:ascii="Garamond" w:cs="Garamond" w:eastAsia="Garamond" w:hAnsi="Garamond"/>
-          <w:color w:val="9CA3AF"/>
-          <w:sz w:val="24"/>
-          <w:szCs w:val="24"/>
-        </w:rPr>
+        <w:pStyle w:val="FieldHint"/>
+      </w:pPr>
+      <w:r>
+        <w:rPr/>
         <w:t>2. ................................................</w:t>
       </w:r>
     </w:p>
@@ -1262,91 +1061,62 @@
         <w:spacing w:after="0" w:before="0"/>
       </w:pPr>
       <w:r>
-        <w:rPr>
-          <w:rFonts w:ascii="Garamond" w:cs="Garamond" w:eastAsia="Garamond" w:hAnsi="Garamond"/>
-          <w:sz w:val="24"/>
-          <w:szCs w:val="24"/>
-        </w:rPr>
+        <w:rPr/>
         <w:t xml:space="preserve"/>
       </w:r>
     </w:p>
     <w:p>
       <w:pPr>
-        <w:spacing w:after="60" w:before="60"/>
-        <w:jc w:val="both"/>
-      </w:pPr>
-      <w:r>
-        <w:rPr>
-          <w:rFonts w:ascii="Garamond" w:cs="Garamond" w:eastAsia="Garamond" w:hAnsi="Garamond"/>
+        <w:pStyle w:val="LegalBody"/>
+      </w:pPr>
+      <w:r>
+        <w:rPr>
           <w:b w:val="false"/>
           <w:bCs w:val="false"/>
           <w:i w:val="false"/>
           <w:iCs w:val="false"/>
-          <w:color w:val="1F2937"/>
-          <w:sz w:val="24"/>
-          <w:szCs w:val="24"/>
         </w:rPr>
         <w:t xml:space="preserve">Във връзка с тези констатации</w:t>
       </w:r>
     </w:p>
     <w:p>
       <w:pPr>
-        <w:spacing w:after="60" w:before="60"/>
-        <w:jc w:val="both"/>
-      </w:pPr>
-      <w:r>
-        <w:rPr>
-          <w:rFonts w:ascii="Garamond" w:cs="Garamond" w:eastAsia="Garamond" w:hAnsi="Garamond"/>
+        <w:pStyle w:val="LegalBody"/>
+      </w:pPr>
+      <w:r>
+        <w:rPr>
           <w:b/>
           <w:bCs/>
           <w:i w:val="false"/>
           <w:iCs w:val="false"/>
-          <w:color w:val="1F2937"/>
-          <w:sz w:val="24"/>
-          <w:szCs w:val="24"/>
         </w:rPr>
         <w:t xml:space="preserve">Предписваме:</w:t>
       </w:r>
     </w:p>
     <w:p>
       <w:pPr>
-        <w:spacing w:after="40" w:before="40"/>
-      </w:pPr>
-      <w:r>
-        <w:rPr>
-          <w:rFonts w:ascii="Garamond" w:cs="Garamond" w:eastAsia="Garamond" w:hAnsi="Garamond"/>
-          <w:color w:val="9CA3AF"/>
-          <w:sz w:val="24"/>
-          <w:szCs w:val="24"/>
-        </w:rPr>
+        <w:pStyle w:val="FieldHint"/>
+      </w:pPr>
+      <w:r>
+        <w:rPr/>
         <w:t>1. ................................................</w:t>
       </w:r>
     </w:p>
     <w:p>
       <w:pPr>
-        <w:spacing w:after="40" w:before="40"/>
-      </w:pPr>
-      <w:r>
-        <w:rPr>
-          <w:rFonts w:ascii="Garamond" w:cs="Garamond" w:eastAsia="Garamond" w:hAnsi="Garamond"/>
-          <w:color w:val="9CA3AF"/>
-          <w:sz w:val="24"/>
-          <w:szCs w:val="24"/>
-        </w:rPr>
+        <w:pStyle w:val="FieldHint"/>
+      </w:pPr>
+      <w:r>
+        <w:rPr/>
         <w:t>2. ................................................</w:t>
       </w:r>
     </w:p>
     <w:p>
       <w:pPr>
-        <w:spacing w:after="40" w:before="40"/>
-      </w:pPr>
-      <w:r>
-        <w:rPr>
-          <w:rFonts w:ascii="Garamond" w:cs="Garamond" w:eastAsia="Garamond" w:hAnsi="Garamond"/>
-          <w:color w:val="9CA3AF"/>
-          <w:sz w:val="24"/>
-          <w:szCs w:val="24"/>
-        </w:rPr>
+        <w:pStyle w:val="FieldHint"/>
+      </w:pPr>
+      <w:r>
+        <w:rPr/>
         <w:t>3. ................................................</w:t>
       </w:r>
     </w:p>
@@ -1358,189 +1128,112 @@
         <w:spacing w:after="120" w:before="120"/>
       </w:pPr>
       <w:r>
-        <w:rPr>
-          <w:sz w:val="8"/>
-          <w:szCs w:val="8"/>
-        </w:rPr>
+        <w:rPr/>
         <w:t xml:space="preserve"/>
       </w:r>
     </w:p>
     <w:p>
       <w:pPr>
+        <w:pStyle w:val="SectionHeading"/>
         <w:pBdr>
           <w:bottom w:val="single" w:color="FDE8EC" w:sz="2" w:space="2"/>
         </w:pBdr>
-        <w:spacing w:after="80" w:before="200"/>
-      </w:pPr>
-      <w:r>
-        <w:rPr>
-          <w:rFonts w:ascii="Garamond" w:cs="Garamond" w:eastAsia="Garamond" w:hAnsi="Garamond"/>
+      </w:pPr>
+      <w:r>
+        <w:rPr>
           <w:b/>
           <w:bCs/>
-          <w:color w:val="E8647A"/>
-          <w:sz w:val="24"/>
-          <w:szCs w:val="24"/>
         </w:rPr>
         <w:t xml:space="preserve">СЪСТАВИЛИ:</w:t>
       </w:r>
     </w:p>
     <w:p>
       <w:pPr>
-        <w:spacing w:after="60" w:before="100"/>
-      </w:pPr>
-      <w:r>
-        <w:rPr>
-          <w:rFonts w:ascii="Garamond" w:cs="Garamond" w:eastAsia="Garamond" w:hAnsi="Garamond"/>
-          <w:color w:val="2D3561"/>
-          <w:sz w:val="24"/>
-          <w:szCs w:val="24"/>
-        </w:rPr>
+        <w:pStyle w:val="LegalBody"/>
+      </w:pPr>
+      <w:r>
+        <w:rPr/>
         <w:t>1. Строител:  ..............................   ({{ТехРък_1и3}})</w:t>
       </w:r>
       <w:r>
-        <w:rPr>
-          <w:rFonts w:ascii="Garamond" w:cs="Garamond" w:eastAsia="Garamond" w:hAnsi="Garamond"/>
-          <w:color w:val="9CA3AF"/>
-          <w:sz w:val="24"/>
-          <w:szCs w:val="24"/>
-        </w:rPr>
-      </w:r>
-      <w:r>
-        <w:rPr>
-          <w:rFonts w:ascii="Garamond" w:cs="Garamond" w:eastAsia="Garamond" w:hAnsi="Garamond"/>
+        <w:rPr/>
+      </w:r>
+      <w:r>
+        <w:rPr>
           <w:i/>
           <w:iCs/>
-          <w:color w:val="6B7280"/>
-          <w:sz w:val="24"/>
-          <w:szCs w:val="24"/>
-        </w:rPr>
-      </w:r>
-    </w:p>
-    <w:p>
-      <w:pPr>
-        <w:spacing w:after="60" w:before="100"/>
-      </w:pPr>
-      <w:r>
-        <w:rPr>
-          <w:rFonts w:ascii="Garamond" w:cs="Garamond" w:eastAsia="Garamond" w:hAnsi="Garamond"/>
-          <w:color w:val="2D3561"/>
-          <w:sz w:val="24"/>
-          <w:szCs w:val="24"/>
-        </w:rPr>
+        </w:rPr>
+      </w:r>
+    </w:p>
+    <w:p>
+      <w:pPr>
+        <w:pStyle w:val="LegalBody"/>
+      </w:pPr>
+      <w:r>
+        <w:rPr/>
         <w:t>2. СН Конструктивна:  ..............................   ({{СН_Конструктивна_1и3}})</w:t>
       </w:r>
       <w:r>
-        <w:rPr>
-          <w:rFonts w:ascii="Garamond" w:cs="Garamond" w:eastAsia="Garamond" w:hAnsi="Garamond"/>
-          <w:color w:val="9CA3AF"/>
-          <w:sz w:val="24"/>
-          <w:szCs w:val="24"/>
-        </w:rPr>
-      </w:r>
-      <w:r>
-        <w:rPr>
-          <w:rFonts w:ascii="Garamond" w:cs="Garamond" w:eastAsia="Garamond" w:hAnsi="Garamond"/>
+        <w:rPr/>
+      </w:r>
+      <w:r>
+        <w:rPr>
           <w:i/>
           <w:iCs/>
-          <w:color w:val="6B7280"/>
-          <w:sz w:val="24"/>
-          <w:szCs w:val="24"/>
-        </w:rPr>
-      </w:r>
-    </w:p>
-    <w:p>
-      <w:pPr>
-        <w:spacing w:after="60" w:before="100"/>
-      </w:pPr>
-      <w:r>
-        <w:rPr>
-          <w:rFonts w:ascii="Garamond" w:cs="Garamond" w:eastAsia="Garamond" w:hAnsi="Garamond"/>
-          <w:color w:val="2D3561"/>
-          <w:sz w:val="24"/>
-          <w:szCs w:val="24"/>
-        </w:rPr>
+        </w:rPr>
+      </w:r>
+    </w:p>
+    <w:p>
+      <w:pPr>
+        <w:pStyle w:val="LegalBody"/>
+      </w:pPr>
+      <w:r>
+        <w:rPr/>
         <w:t xml:space="preserve">   СН Инженерна геология:  ..............................   ({{СН_Геология_1и3}})</w:t>
       </w:r>
       <w:r>
-        <w:rPr>
-          <w:rFonts w:ascii="Garamond" w:cs="Garamond" w:eastAsia="Garamond" w:hAnsi="Garamond"/>
-          <w:color w:val="9CA3AF"/>
-          <w:sz w:val="24"/>
-          <w:szCs w:val="24"/>
-        </w:rPr>
-      </w:r>
-      <w:r>
-        <w:rPr>
-          <w:rFonts w:ascii="Garamond" w:cs="Garamond" w:eastAsia="Garamond" w:hAnsi="Garamond"/>
+        <w:rPr/>
+      </w:r>
+      <w:r>
+        <w:rPr>
           <w:i/>
           <w:iCs/>
-          <w:color w:val="6B7280"/>
-          <w:sz w:val="24"/>
-          <w:szCs w:val="24"/>
-        </w:rPr>
-      </w:r>
-    </w:p>
-    <w:p>
-      <w:pPr>
-        <w:spacing w:after="60" w:before="100"/>
-      </w:pPr>
-      <w:r>
-        <w:rPr>
-          <w:rFonts w:ascii="Garamond" w:cs="Garamond" w:eastAsia="Garamond" w:hAnsi="Garamond"/>
-          <w:color w:val="2D3561"/>
-          <w:sz w:val="24"/>
-          <w:szCs w:val="24"/>
-        </w:rPr>
+        </w:rPr>
+      </w:r>
+    </w:p>
+    <w:p>
+      <w:pPr>
+        <w:pStyle w:val="LegalBody"/>
+      </w:pPr>
+      <w:r>
+        <w:rPr/>
         <w:t>3. Проектант (конструктор):  ..............................   ({{ПЖ_Конструктивна_1и3}})</w:t>
       </w:r>
       <w:r>
-        <w:rPr>
-          <w:rFonts w:ascii="Garamond" w:cs="Garamond" w:eastAsia="Garamond" w:hAnsi="Garamond"/>
-          <w:color w:val="9CA3AF"/>
-          <w:sz w:val="24"/>
-          <w:szCs w:val="24"/>
-        </w:rPr>
-      </w:r>
-      <w:r>
-        <w:rPr>
-          <w:rFonts w:ascii="Garamond" w:cs="Garamond" w:eastAsia="Garamond" w:hAnsi="Garamond"/>
+        <w:rPr/>
+      </w:r>
+      <w:r>
+        <w:rPr>
           <w:i/>
           <w:iCs/>
-          <w:color w:val="6B7280"/>
-          <w:sz w:val="24"/>
-          <w:szCs w:val="24"/>
-        </w:rPr>
-      </w:r>
-    </w:p>
-    <w:p>
-      <w:pPr>
-        <w:spacing w:after="60" w:before="100"/>
-      </w:pPr>
-      <w:r>
-        <w:rPr>
-          <w:rFonts w:ascii="Garamond" w:cs="Garamond" w:eastAsia="Garamond" w:hAnsi="Garamond"/>
-          <w:color w:val="2D3561"/>
-          <w:sz w:val="24"/>
-          <w:szCs w:val="24"/>
-        </w:rPr>
+        </w:rPr>
+      </w:r>
+    </w:p>
+    <w:p>
+      <w:pPr>
+        <w:pStyle w:val="LegalBody"/>
+      </w:pPr>
+      <w:r>
+        <w:rPr/>
         <w:t xml:space="preserve">   Проектант (инженер-геолог):  ..............................   ({{ПЖ_Геология_1и3}})</w:t>
       </w:r>
       <w:r>
-        <w:rPr>
-          <w:rFonts w:ascii="Garamond" w:cs="Garamond" w:eastAsia="Garamond" w:hAnsi="Garamond"/>
-          <w:color w:val="9CA3AF"/>
-          <w:sz w:val="24"/>
-          <w:szCs w:val="24"/>
-        </w:rPr>
-      </w:r>
-      <w:r>
-        <w:rPr>
-          <w:rFonts w:ascii="Garamond" w:cs="Garamond" w:eastAsia="Garamond" w:hAnsi="Garamond"/>
+        <w:rPr/>
+      </w:r>
+      <w:r>
+        <w:rPr>
           <w:i/>
           <w:iCs/>
-          <w:color w:val="6B7280"/>
-          <w:sz w:val="24"/>
-          <w:szCs w:val="24"/>
         </w:rPr>
       </w:r>
     </w:p>
@@ -1549,11 +1242,7 @@
         <w:spacing w:after="0" w:before="0"/>
       </w:pPr>
       <w:r>
-        <w:rPr>
-          <w:rFonts w:ascii="Garamond" w:cs="Garamond" w:eastAsia="Garamond" w:hAnsi="Garamond"/>
-          <w:sz w:val="24"/>
-          <w:szCs w:val="24"/>
-        </w:rPr>
+        <w:rPr/>
         <w:t xml:space="preserve"/>
       </w:r>
     </w:p>
@@ -1562,81 +1251,51 @@
         <w:spacing w:after="0" w:before="0"/>
       </w:pPr>
       <w:r>
-        <w:rPr>
-          <w:rFonts w:ascii="Garamond" w:cs="Garamond" w:eastAsia="Garamond" w:hAnsi="Garamond"/>
-          <w:sz w:val="24"/>
-          <w:szCs w:val="24"/>
-        </w:rPr>
+        <w:rPr/>
         <w:t xml:space="preserve"/>
       </w:r>
     </w:p>
     <w:p>
       <w:pPr>
-        <w:spacing w:after="60" w:before="100"/>
-      </w:pPr>
-      <w:r>
-        <w:rPr>
-          <w:rFonts w:ascii="Garamond" w:cs="Garamond" w:eastAsia="Garamond" w:hAnsi="Garamond"/>
-          <w:color w:val="2D3561"/>
-          <w:sz w:val="24"/>
-          <w:szCs w:val="24"/>
-        </w:rPr>
+        <w:pStyle w:val="LegalBody"/>
+      </w:pPr>
+      <w:r>
+        <w:rPr/>
         <w:t>Управител СН:  ..............................   ({{Управител_1и3}})</w:t>
       </w:r>
       <w:r>
-        <w:rPr>
-          <w:rFonts w:ascii="Garamond" w:cs="Garamond" w:eastAsia="Garamond" w:hAnsi="Garamond"/>
-          <w:color w:val="9CA3AF"/>
-          <w:sz w:val="24"/>
-          <w:szCs w:val="24"/>
-        </w:rPr>
-      </w:r>
-      <w:r>
-        <w:rPr>
-          <w:rFonts w:ascii="Garamond" w:cs="Garamond" w:eastAsia="Garamond" w:hAnsi="Garamond"/>
+        <w:rPr/>
+      </w:r>
+      <w:r>
+        <w:rPr>
           <w:i/>
           <w:iCs/>
-          <w:color w:val="6B7280"/>
-          <w:sz w:val="24"/>
-          <w:szCs w:val="24"/>
-        </w:rPr>
-      </w:r>
-    </w:p>
-    <w:p>
-      <w:pPr>
-        <w:spacing w:after="60" w:before="100"/>
-      </w:pPr>
-      <w:r>
-        <w:rPr>
-          <w:rFonts w:ascii="Garamond" w:cs="Garamond" w:eastAsia="Garamond" w:hAnsi="Garamond"/>
-          <w:color w:val="2D3561"/>
-          <w:sz w:val="24"/>
-          <w:szCs w:val="24"/>
-        </w:rPr>
+        </w:rPr>
+      </w:r>
+    </w:p>
+    <w:p>
+      <w:pPr>
+        <w:pStyle w:val="FieldHint"/>
+      </w:pPr>
+      <w:r>
+        <w:rPr/>
         <w:t>(име и фамилия, подпис и печат)</w:t>
       </w:r>
       <w:r>
-        <w:rPr>
-          <w:rFonts w:ascii="Garamond" w:cs="Garamond" w:eastAsia="Garamond" w:hAnsi="Garamond"/>
-          <w:color w:val="9CA3AF"/>
-          <w:sz w:val="24"/>
-          <w:szCs w:val="24"/>
-        </w:rPr>
-      </w:r>
-      <w:r>
-        <w:rPr>
-          <w:rFonts w:ascii="Garamond" w:cs="Garamond" w:eastAsia="Garamond" w:hAnsi="Garamond"/>
+        <w:rPr/>
+      </w:r>
+      <w:r>
+        <w:rPr>
           <w:i/>
           <w:iCs/>
-          <w:color w:val="6B7280"/>
-          <w:sz w:val="24"/>
-          <w:szCs w:val="24"/>
         </w:rPr>
       </w:r>
     </w:p>
     <w:sectPr>
+      <w:headerReference w:type="default" r:id="rId7"/>
+      <w:footerReference w:type="default" r:id="rId8"/>
       <w:pgSz w:w="11906" w:h="16838" w:orient="portrait"/>
-      <w:pgMar w:top="1134" w:right="1134" w:bottom="1134" w:left="1701" w:header="708" w:footer="708" w:gutter="0"/>
+      <w:pgMar w:top="850" w:right="707" w:bottom="850" w:left="1020" w:header="708" w:footer="708" w:gutter="0"/>
       <w:pgNumType/>
       <w:docGrid w:linePitch="360"/>
     </w:sectPr>
@@ -1685,6 +1344,16 @@
 </w:endnotes>
 </file>
 
+<file path=word/footer1.xml><?xml version="1.0" encoding="utf-8"?>
+<w:ftr xmlns:m="http://schemas.openxmlformats.org/officeDocument/2006/math" xmlns:mc="http://schemas.openxmlformats.org/markup-compatibility/2006" xmlns:mo="http://schemas.microsoft.com/office/mac/office/2008/main" xmlns:mv="urn:schemas-microsoft-com:mac:vml" xmlns:o="urn:schemas-microsoft-com:office:office" xmlns:r="http://schemas.openxmlformats.org/officeDocument/2006/relationships" xmlns:v="urn:schemas-microsoft-com:vml" xmlns:w10="urn:schemas-microsoft-com:office:word" xmlns:w14="http://schemas.microsoft.com/office/word/2010/wordml" xmlns:w="http://schemas.openxmlformats.org/wordprocessingml/2006/main" xmlns:wne="http://schemas.microsoft.com/office/word/2006/wordml" xmlns:wp14="http://schemas.microsoft.com/office/word/2010/wordprocessingDrawing" xmlns:wp="http://schemas.openxmlformats.org/drawingml/2006/wordprocessingDrawing" xmlns:wpc="http://schemas.microsoft.com/office/word/2010/wordprocessingCanvas" xmlns:wpg="http://schemas.microsoft.com/office/word/2010/wordprocessingGroup" xmlns:wpi="http://schemas.microsoft.com/office/word/2010/wordprocessingInk" xmlns:wps="http://schemas.microsoft.com/office/word/2010/wordprocessingShape" mc:Ignorable="w14 wp14">
+  <w:p>
+    <w:pPr>
+      <w:pStyle w:val="Footer"/>
+    </w:pPr>
+  </w:p>
+</w:ftr>
+</file>
+
 <file path=word/footnotes.xml><?xml version="1.0" encoding="utf-8"?>
 <w:footnotes xmlns:wpc="http://schemas.microsoft.com/office/word/2010/wordprocessingCanvas" xmlns:mc="http://schemas.openxmlformats.org/markup-compatibility/2006" xmlns:o="urn:schemas-microsoft-com:office:office" xmlns:r="http://schemas.openxmlformats.org/officeDocument/2006/relationships" xmlns:m="http://schemas.openxmlformats.org/officeDocument/2006/math" xmlns:v="urn:schemas-microsoft-com:vml" xmlns:wp14="http://schemas.microsoft.com/office/word/2010/wordprocessingDrawing" xmlns:wp="http://schemas.openxmlformats.org/drawingml/2006/wordprocessingDrawing" xmlns:w10="urn:schemas-microsoft-com:office:word" xmlns:w="http://schemas.openxmlformats.org/wordprocessingml/2006/main" xmlns:w14="http://schemas.microsoft.com/office/word/2010/wordml" xmlns:w15="http://schemas.microsoft.com/office/word/2012/wordml" xmlns:wpg="http://schemas.microsoft.com/office/word/2010/wordprocessingGroup" xmlns:wpi="http://schemas.microsoft.com/office/word/2010/wordprocessingInk" xmlns:wne="http://schemas.microsoft.com/office/word/2006/wordml" xmlns:wps="http://schemas.microsoft.com/office/word/2010/wordprocessingShape" mc:Ignorable="w14 w15 wp14">
   <w:footnote w:type="separator" w:id="-1">
@@ -1720,6 +1389,16 @@
     </w:p>
   </w:footnote>
 </w:footnotes>
+</file>
+
+<file path=word/header1.xml><?xml version="1.0" encoding="utf-8"?>
+<w:hdr xmlns:m="http://schemas.openxmlformats.org/officeDocument/2006/math" xmlns:mc="http://schemas.openxmlformats.org/markup-compatibility/2006" xmlns:mo="http://schemas.microsoft.com/office/mac/office/2008/main" xmlns:mv="urn:schemas-microsoft-com:mac:vml" xmlns:o="urn:schemas-microsoft-com:office:office" xmlns:r="http://schemas.openxmlformats.org/officeDocument/2006/relationships" xmlns:v="urn:schemas-microsoft-com:vml" xmlns:w10="urn:schemas-microsoft-com:office:word" xmlns:w14="http://schemas.microsoft.com/office/word/2010/wordml" xmlns:w="http://schemas.openxmlformats.org/wordprocessingml/2006/main" xmlns:wne="http://schemas.microsoft.com/office/word/2006/wordml" xmlns:wp14="http://schemas.microsoft.com/office/word/2010/wordprocessingDrawing" xmlns:wp="http://schemas.openxmlformats.org/drawingml/2006/wordprocessingDrawing" xmlns:wpc="http://schemas.microsoft.com/office/word/2010/wordprocessingCanvas" xmlns:wpg="http://schemas.microsoft.com/office/word/2010/wordprocessingGroup" xmlns:wpi="http://schemas.microsoft.com/office/word/2010/wordprocessingInk" xmlns:wps="http://schemas.microsoft.com/office/word/2010/wordprocessingShape" mc:Ignorable="w14 wp14">
+  <w:p>
+    <w:pPr>
+      <w:pStyle w:val="Header"/>
+    </w:pPr>
+  </w:p>
+</w:hdr>
 </file>
 
 <file path=word/numbering.xml><?xml version="1.0" encoding="utf-8"?>
@@ -1820,8 +1499,19 @@
 <file path=word/styles.xml><?xml version="1.0" encoding="utf-8"?>
 <w:styles xmlns:mc="http://schemas.openxmlformats.org/markup-compatibility/2006" xmlns:r="http://schemas.openxmlformats.org/officeDocument/2006/relationships" xmlns:w="http://schemas.openxmlformats.org/wordprocessingml/2006/main" xmlns:w14="http://schemas.microsoft.com/office/word/2010/wordml" xmlns:w15="http://schemas.microsoft.com/office/word/2012/wordml" mc:Ignorable="w14 w15">
   <w:docDefaults>
-    <w:rPrDefault/>
-    <w:pPrDefault/>
+    <w:rPrDefault>
+      <w:rPr>
+        <w:rFonts w:asciiTheme="minorHAnsi" w:eastAsiaTheme="minorEastAsia" w:hAnsiTheme="minorHAnsi" w:cstheme="minorBidi"/>
+        <w:sz w:val="22"/>
+        <w:szCs w:val="22"/>
+        <w:lang w:val="en-US" w:eastAsia="en-US" w:bidi="ar-SA"/>
+      </w:rPr>
+    </w:rPrDefault>
+    <w:pPrDefault>
+      <w:pPr>
+        <w:spacing w:after="200" w:line="276" w:lineRule="auto"/>
+      </w:pPr>
+    </w:pPrDefault>
   </w:docDefaults>
   <w:style w:type="paragraph" w:styleId="Title">
     <w:name w:val="Title"/>
@@ -1994,6 +1684,19 @@
       <w:szCs w:val="20"/>
     </w:rPr>
   </w:style>
+  <w:style w:type="paragraph" w:default="1" w:styleId="Normal">
+    <w:name w:val="Normal"/>
+    <w:qFormat/>
+    <w:rsid w:val="00FC693F"/>
+    <w:pPr>
+      <w:spacing w:after="60" w:line="300" w:lineRule="auto"/>
+    </w:pPr>
+    <w:rPr>
+      <w:rFonts w:ascii="Georgia" w:hAnsi="Georgia"/>
+      <w:color w:val="1C1C1C"/>
+      <w:sz w:val="20"/>
+    </w:rPr>
+  </w:style>
   <w:style w:type="paragraph" w:customStyle="1" w:styleId="DocumentMeta">
     <w:name w:val="Document Meta"/>
     <w:basedOn w:val="Normal"/>
@@ -2006,27 +1709,34 @@
       <w:sz w:val="17"/>
     </w:rPr>
   </w:style>
-  <w:style w:type="paragraph" w:customStyle="1" w:styleId="FieldLabel">
-    <w:name w:val="Field Label"/>
+  <w:style w:type="paragraph" w:customStyle="1" w:styleId="DocumentTitle">
+    <w:name w:val="Document Title"/>
     <w:basedOn w:val="Normal"/>
     <w:pPr>
-      <w:spacing w:after="0" w:line="252" w:lineRule="auto"/>
+      <w:spacing w:after="80" w:line="240" w:lineRule="auto"/>
     </w:pPr>
     <w:rPr>
       <w:rFonts w:ascii="Arial" w:hAnsi="Arial"/>
       <w:b/>
-      <w:sz w:val="18"/>
-    </w:rPr>
-  </w:style>
-  <w:style w:type="paragraph" w:customStyle="1" w:styleId="FieldValue">
-    <w:name w:val="Field Value"/>
+      <w:color w:val="1F3A5F"/>
+      <w:sz w:val="32"/>
+    </w:rPr>
+  </w:style>
+  <w:style w:type="paragraph" w:customStyle="1" w:styleId="DocumentSubtitle">
+    <w:name w:val="Document Subtitle"/>
     <w:basedOn w:val="Normal"/>
     <w:pPr>
-      <w:spacing w:after="0" w:line="276" w:lineRule="auto"/>
+      <w:spacing w:after="180" w:line="288" w:lineRule="auto"/>
     </w:pPr>
     <w:rPr>
-      <w:sz w:val="18"/>
-    </w:rPr>
+      <w:rFonts w:ascii="Arial" w:hAnsi="Arial"/>
+      <w:b/>
+      <w:sz w:val="21"/>
+    </w:rPr>
+  </w:style>
+  <w:style w:type="paragraph" w:customStyle="1" w:styleId="LegalBody">
+    <w:name w:val="Legal Body"/>
+    <w:basedOn w:val="Normal"/>
   </w:style>
   <w:style w:type="paragraph" w:customStyle="1" w:styleId="FieldHint">
     <w:name w:val="Field Hint"/>
@@ -2041,34 +1751,52 @@
       <w:sz w:val="16"/>
     </w:rPr>
   </w:style>
-  <w:style w:type="paragraph" w:customStyle="1" w:styleId="DocumentTitle">
-    <w:name w:val="Document Title"/>
+  <w:style w:type="paragraph" w:customStyle="1" w:styleId="SectionHeading">
+    <w:name w:val="Section Heading"/>
     <w:basedOn w:val="Normal"/>
     <w:pPr>
-      <w:spacing w:after="80" w:line="240" w:lineRule="auto"/>
+      <w:spacing w:after="100" w:line="240" w:lineRule="auto"/>
     </w:pPr>
     <w:rPr>
       <w:rFonts w:ascii="Arial" w:hAnsi="Arial"/>
       <w:b/>
       <w:color w:val="1F3A5F"/>
-      <w:sz w:val="32"/>
-    </w:rPr>
-  </w:style>
-  <w:style w:type="paragraph" w:customStyle="1" w:styleId="DocumentSubtitle">
-    <w:name w:val="Document Subtitle"/>
+      <w:sz w:val="21"/>
+    </w:rPr>
+  </w:style>
+  <w:style w:type="paragraph" w:customStyle="1" w:styleId="FieldLabel">
+    <w:name w:val="Field Label"/>
     <w:basedOn w:val="Normal"/>
     <w:pPr>
-      <w:spacing w:after="180" w:line="288" w:lineRule="auto"/>
+      <w:spacing w:after="0" w:line="252" w:lineRule="auto"/>
     </w:pPr>
     <w:rPr>
       <w:rFonts w:ascii="Arial" w:hAnsi="Arial"/>
       <w:b/>
-      <w:sz w:val="21"/>
-    </w:rPr>
-  </w:style>
-  <w:style w:type="paragraph" w:customStyle="1" w:styleId="LegalBody">
-    <w:name w:val="Legal Body"/>
-    <w:basedOn w:val="Normal"/>
+      <w:sz w:val="18"/>
+    </w:rPr>
+  </w:style>
+  <w:style w:type="paragraph" w:customStyle="1" w:styleId="FieldValue">
+    <w:name w:val="Field Value"/>
+    <w:basedOn w:val="Normal"/>
+    <w:pPr>
+      <w:spacing w:after="0" w:line="276" w:lineRule="auto"/>
+    </w:pPr>
+    <w:rPr>
+      <w:sz w:val="18"/>
+    </w:rPr>
+  </w:style>
+  <w:style w:type="paragraph" w:customStyle="1" w:styleId="SignatureRole">
+    <w:name w:val="Signature Role"/>
+    <w:basedOn w:val="Normal"/>
+    <w:pPr>
+      <w:spacing w:after="0" w:line="252" w:lineRule="auto"/>
+    </w:pPr>
+    <w:rPr>
+      <w:rFonts w:ascii="Arial" w:hAnsi="Arial"/>
+      <w:b/>
+      <w:sz w:val="17"/>
+    </w:rPr>
   </w:style>
 </w:styles>
 </file>
--- a/templates/Akt_6_Template.docx
+++ b/templates/Akt_6_Template.docx
@@ -1149,7 +1149,7 @@
     </w:p>
     <w:p>
       <w:pPr>
-        <w:pStyle w:val="LegalBody"/>
+        <w:pStyle w:val="SignatureLine"/>
       </w:pPr>
       <w:r>
         <w:rPr/>
@@ -1159,15 +1159,12 @@
         <w:rPr/>
       </w:r>
       <w:r>
-        <w:rPr>
-          <w:i/>
-          <w:iCs/>
-        </w:rPr>
-      </w:r>
-    </w:p>
-    <w:p>
-      <w:pPr>
-        <w:pStyle w:val="LegalBody"/>
+        <w:rPr/>
+      </w:r>
+    </w:p>
+    <w:p>
+      <w:pPr>
+        <w:pStyle w:val="SignatureLine"/>
       </w:pPr>
       <w:r>
         <w:rPr/>
@@ -1177,15 +1174,12 @@
         <w:rPr/>
       </w:r>
       <w:r>
-        <w:rPr>
-          <w:i/>
-          <w:iCs/>
-        </w:rPr>
-      </w:r>
-    </w:p>
-    <w:p>
-      <w:pPr>
-        <w:pStyle w:val="LegalBody"/>
+        <w:rPr/>
+      </w:r>
+    </w:p>
+    <w:p>
+      <w:pPr>
+        <w:pStyle w:val="SignatureLine"/>
       </w:pPr>
       <w:r>
         <w:rPr/>
@@ -1195,15 +1189,12 @@
         <w:rPr/>
       </w:r>
       <w:r>
-        <w:rPr>
-          <w:i/>
-          <w:iCs/>
-        </w:rPr>
-      </w:r>
-    </w:p>
-    <w:p>
-      <w:pPr>
-        <w:pStyle w:val="LegalBody"/>
+        <w:rPr/>
+      </w:r>
+    </w:p>
+    <w:p>
+      <w:pPr>
+        <w:pStyle w:val="SignatureLine"/>
       </w:pPr>
       <w:r>
         <w:rPr/>
@@ -1213,15 +1204,12 @@
         <w:rPr/>
       </w:r>
       <w:r>
-        <w:rPr>
-          <w:i/>
-          <w:iCs/>
-        </w:rPr>
-      </w:r>
-    </w:p>
-    <w:p>
-      <w:pPr>
-        <w:pStyle w:val="LegalBody"/>
+        <w:rPr/>
+      </w:r>
+    </w:p>
+    <w:p>
+      <w:pPr>
+        <w:pStyle w:val="SignatureLine"/>
       </w:pPr>
       <w:r>
         <w:rPr/>
@@ -1231,10 +1219,7 @@
         <w:rPr/>
       </w:r>
       <w:r>
-        <w:rPr>
-          <w:i/>
-          <w:iCs/>
-        </w:rPr>
+        <w:rPr/>
       </w:r>
     </w:p>
     <w:p>
@@ -1257,7 +1242,7 @@
     </w:p>
     <w:p>
       <w:pPr>
-        <w:pStyle w:val="LegalBody"/>
+        <w:pStyle w:val="SignatureLine"/>
       </w:pPr>
       <w:r>
         <w:rPr/>
@@ -1267,10 +1252,7 @@
         <w:rPr/>
       </w:r>
       <w:r>
-        <w:rPr>
-          <w:i/>
-          <w:iCs/>
-        </w:rPr>
+        <w:rPr/>
       </w:r>
     </w:p>
     <w:p>
@@ -1798,5 +1780,21 @@
       <w:sz w:val="17"/>
     </w:rPr>
   </w:style>
+  <w:style w:type="paragraph" w:customStyle="1" w:styleId="SignatureLine">
+    <w:name w:val="Signature Line"/>
+    <w:basedOn w:val="Normal"/>
+    <w:pPr>
+      <w:spacing w:before="0" w:after="0" w:line="480" w:lineRule="auto"/>
+    </w:pPr>
+    <w:rPr>
+      <w:rFonts w:ascii="Arial" w:hAnsi="Arial" w:eastAsia="Arial" w:cs="Arial"/>
+      <w:b w:val="0"/>
+      <w:bCs w:val="0"/>
+      <w:i w:val="1"/>
+      <w:iCs w:val="1"/>
+      <w:sz w:val="21"/>
+      <w:szCs w:val="21"/>
+    </w:rPr>
+  </w:style>
 </w:styles>
 </file>